--- a/conteudo word/html-css 1.docx
+++ b/conteudo word/html-css 1.docx
@@ -3365,7 +3365,25 @@
           <w:sz w:val="32"/>
           <w:szCs w:val="32"/>
         </w:rPr>
-        <w:t xml:space="preserve">Aprendemos estilo externos, o mais recomendável para utilizar, nele criamos um arquivo apenas para estilização, e podemos utilizar em diversas paginas do </w:t>
+        <w:t xml:space="preserve">Aprendemos estilo externos, o mais recomendável para utilizar, nele criamos um arquivo apenas para estilização, e podemos utilizar em diversas </w:t>
+      </w:r>
+      <w:proofErr w:type="spellStart"/>
+      <w:r>
+        <w:rPr>
+          <w:rFonts w:ascii="Arial" w:hAnsi="Arial" w:cs="Arial"/>
+          <w:sz w:val="32"/>
+          <w:szCs w:val="32"/>
+        </w:rPr>
+        <w:t>paginas</w:t>
+      </w:r>
+      <w:proofErr w:type="spellEnd"/>
+      <w:r>
+        <w:rPr>
+          <w:rFonts w:ascii="Arial" w:hAnsi="Arial" w:cs="Arial"/>
+          <w:sz w:val="32"/>
+          <w:szCs w:val="32"/>
+        </w:rPr>
+        <w:t xml:space="preserve"> do </w:t>
       </w:r>
       <w:proofErr w:type="spellStart"/>
       <w:r>
@@ -3532,9 +3550,28 @@
           <w:sz w:val="32"/>
           <w:szCs w:val="32"/>
         </w:rPr>
-        <w:t xml:space="preserve">Nesta última aula, aprendemos dois tipos de inserir cores, (#numeração da cor) , </w:t>
-      </w:r>
-      <w:proofErr w:type="spellStart"/>
+        <w:t>Nesta última aula, aprendemos dois tipos de inserir cores, (#numeração da cor</w:t>
+      </w:r>
+      <w:proofErr w:type="gramStart"/>
+      <w:r>
+        <w:rPr>
+          <w:rFonts w:ascii="Arial" w:hAnsi="Arial" w:cs="Arial"/>
+          <w:sz w:val="32"/>
+          <w:szCs w:val="32"/>
+        </w:rPr>
+        <w:t>) ,</w:t>
+      </w:r>
+      <w:proofErr w:type="gramEnd"/>
+      <w:r>
+        <w:rPr>
+          <w:rFonts w:ascii="Arial" w:hAnsi="Arial" w:cs="Arial"/>
+          <w:sz w:val="32"/>
+          <w:szCs w:val="32"/>
+        </w:rPr>
+        <w:t xml:space="preserve"> </w:t>
+      </w:r>
+      <w:proofErr w:type="spellStart"/>
+      <w:proofErr w:type="gramStart"/>
       <w:r>
         <w:rPr>
           <w:rFonts w:ascii="Arial" w:hAnsi="Arial" w:cs="Arial"/>
@@ -3550,7 +3587,16 @@
           <w:sz w:val="32"/>
           <w:szCs w:val="32"/>
         </w:rPr>
-        <w:t xml:space="preserve">(0, 0, 255) para o azul e o </w:t>
+        <w:t>(</w:t>
+      </w:r>
+      <w:proofErr w:type="gramEnd"/>
+      <w:r>
+        <w:rPr>
+          <w:rFonts w:ascii="Arial" w:hAnsi="Arial" w:cs="Arial"/>
+          <w:sz w:val="32"/>
+          <w:szCs w:val="32"/>
+        </w:rPr>
+        <w:t xml:space="preserve">0, 0, 255) para o azul e o </w:t>
       </w:r>
       <w:proofErr w:type="spellStart"/>
       <w:r>
@@ -3568,7 +3614,2949 @@
           <w:sz w:val="32"/>
           <w:szCs w:val="32"/>
         </w:rPr>
-        <w:t xml:space="preserve"> (0, 0%, 100%) para o branco, podemos usar qualquer uma delas. </w:t>
+        <w:t xml:space="preserve"> (0, 0%, 100%) para o branco, podemos usar qualquer uma delas.</w:t>
+      </w:r>
+    </w:p>
+    <w:p>
+      <w:pPr>
+        <w:rPr>
+          <w:rFonts w:ascii="Arial" w:hAnsi="Arial" w:cs="Arial"/>
+          <w:sz w:val="32"/>
+          <w:szCs w:val="32"/>
+        </w:rPr>
+      </w:pPr>
+    </w:p>
+    <w:p>
+      <w:pPr>
+        <w:rPr>
+          <w:rFonts w:ascii="Arial" w:hAnsi="Arial" w:cs="Arial"/>
+          <w:b/>
+          <w:bCs/>
+          <w:sz w:val="32"/>
+          <w:szCs w:val="32"/>
+        </w:rPr>
+      </w:pPr>
+    </w:p>
+    <w:p>
+      <w:pPr>
+        <w:rPr>
+          <w:rFonts w:ascii="Arial" w:hAnsi="Arial" w:cs="Arial"/>
+          <w:b/>
+          <w:bCs/>
+          <w:sz w:val="32"/>
+          <w:szCs w:val="32"/>
+        </w:rPr>
+      </w:pPr>
+    </w:p>
+    <w:p>
+      <w:pPr>
+        <w:rPr>
+          <w:rFonts w:ascii="Arial" w:hAnsi="Arial" w:cs="Arial"/>
+          <w:b/>
+          <w:bCs/>
+          <w:sz w:val="32"/>
+          <w:szCs w:val="32"/>
+        </w:rPr>
+      </w:pPr>
+    </w:p>
+    <w:p>
+      <w:pPr>
+        <w:rPr>
+          <w:rFonts w:ascii="Arial" w:hAnsi="Arial" w:cs="Arial"/>
+          <w:b/>
+          <w:bCs/>
+          <w:sz w:val="32"/>
+          <w:szCs w:val="32"/>
+        </w:rPr>
+      </w:pPr>
+    </w:p>
+    <w:p>
+      <w:pPr>
+        <w:rPr>
+          <w:rFonts w:ascii="Arial" w:hAnsi="Arial" w:cs="Arial"/>
+          <w:b/>
+          <w:bCs/>
+          <w:sz w:val="32"/>
+          <w:szCs w:val="32"/>
+        </w:rPr>
+      </w:pPr>
+    </w:p>
+    <w:p>
+      <w:pPr>
+        <w:rPr>
+          <w:rFonts w:ascii="Arial" w:hAnsi="Arial" w:cs="Arial"/>
+          <w:b/>
+          <w:bCs/>
+          <w:sz w:val="32"/>
+          <w:szCs w:val="32"/>
+        </w:rPr>
+      </w:pPr>
+    </w:p>
+    <w:p>
+      <w:pPr>
+        <w:rPr>
+          <w:rFonts w:ascii="Arial" w:hAnsi="Arial" w:cs="Arial"/>
+          <w:b/>
+          <w:bCs/>
+          <w:sz w:val="32"/>
+          <w:szCs w:val="32"/>
+        </w:rPr>
+      </w:pPr>
+    </w:p>
+    <w:p>
+      <w:pPr>
+        <w:rPr>
+          <w:rFonts w:ascii="Arial" w:hAnsi="Arial" w:cs="Arial"/>
+          <w:b/>
+          <w:bCs/>
+          <w:sz w:val="32"/>
+          <w:szCs w:val="32"/>
+        </w:rPr>
+      </w:pPr>
+    </w:p>
+    <w:p>
+      <w:pPr>
+        <w:rPr>
+          <w:rFonts w:ascii="Arial" w:hAnsi="Arial" w:cs="Arial"/>
+          <w:b/>
+          <w:bCs/>
+          <w:sz w:val="32"/>
+          <w:szCs w:val="32"/>
+        </w:rPr>
+      </w:pPr>
+    </w:p>
+    <w:p>
+      <w:pPr>
+        <w:rPr>
+          <w:rFonts w:ascii="Arial" w:hAnsi="Arial" w:cs="Arial"/>
+          <w:b/>
+          <w:bCs/>
+          <w:sz w:val="32"/>
+          <w:szCs w:val="32"/>
+        </w:rPr>
+      </w:pPr>
+    </w:p>
+    <w:p>
+      <w:pPr>
+        <w:rPr>
+          <w:rFonts w:ascii="Arial" w:hAnsi="Arial" w:cs="Arial"/>
+          <w:b/>
+          <w:bCs/>
+          <w:sz w:val="32"/>
+          <w:szCs w:val="32"/>
+        </w:rPr>
+      </w:pPr>
+    </w:p>
+    <w:p>
+      <w:pPr>
+        <w:rPr>
+          <w:rFonts w:ascii="Arial" w:hAnsi="Arial" w:cs="Arial"/>
+          <w:b/>
+          <w:bCs/>
+          <w:sz w:val="32"/>
+          <w:szCs w:val="32"/>
+        </w:rPr>
+      </w:pPr>
+    </w:p>
+    <w:p>
+      <w:pPr>
+        <w:rPr>
+          <w:rFonts w:ascii="Arial" w:hAnsi="Arial" w:cs="Arial"/>
+          <w:b/>
+          <w:bCs/>
+          <w:sz w:val="32"/>
+          <w:szCs w:val="32"/>
+        </w:rPr>
+      </w:pPr>
+    </w:p>
+    <w:p>
+      <w:pPr>
+        <w:rPr>
+          <w:rFonts w:ascii="Arial" w:hAnsi="Arial" w:cs="Arial"/>
+          <w:b/>
+          <w:bCs/>
+          <w:sz w:val="32"/>
+          <w:szCs w:val="32"/>
+        </w:rPr>
+      </w:pPr>
+      <w:r>
+        <w:rPr>
+          <w:rFonts w:ascii="Arial" w:hAnsi="Arial" w:cs="Arial"/>
+          <w:b/>
+          <w:bCs/>
+          <w:sz w:val="32"/>
+          <w:szCs w:val="32"/>
+        </w:rPr>
+        <w:lastRenderedPageBreak/>
+        <w:t>Comandos aprendidos</w:t>
+      </w:r>
+    </w:p>
+    <w:p>
+      <w:pPr>
+        <w:rPr>
+          <w:rFonts w:ascii="Arial" w:hAnsi="Arial" w:cs="Arial"/>
+          <w:b/>
+          <w:bCs/>
+          <w:sz w:val="32"/>
+          <w:szCs w:val="32"/>
+        </w:rPr>
+      </w:pPr>
+    </w:p>
+    <w:p>
+      <w:pPr>
+        <w:rPr>
+          <w:rFonts w:ascii="Arial" w:hAnsi="Arial" w:cs="Arial"/>
+          <w:sz w:val="32"/>
+          <w:szCs w:val="32"/>
+        </w:rPr>
+      </w:pPr>
+      <w:r>
+        <w:rPr>
+          <w:rFonts w:ascii="Arial" w:hAnsi="Arial" w:cs="Arial"/>
+          <w:b/>
+          <w:bCs/>
+          <w:sz w:val="32"/>
+          <w:szCs w:val="32"/>
+        </w:rPr>
+        <w:t xml:space="preserve">h1-h6; </w:t>
+      </w:r>
+      <w:r>
+        <w:rPr>
+          <w:rFonts w:ascii="Arial" w:hAnsi="Arial" w:cs="Arial"/>
+          <w:sz w:val="32"/>
+          <w:szCs w:val="32"/>
+        </w:rPr>
+        <w:t>Títulos e subtítulos</w:t>
+      </w:r>
+    </w:p>
+    <w:p>
+      <w:pPr>
+        <w:rPr>
+          <w:rFonts w:ascii="Arial" w:hAnsi="Arial" w:cs="Arial"/>
+          <w:sz w:val="32"/>
+          <w:szCs w:val="32"/>
+        </w:rPr>
+      </w:pPr>
+      <w:r>
+        <w:rPr>
+          <w:rFonts w:ascii="Arial" w:hAnsi="Arial" w:cs="Arial"/>
+          <w:b/>
+          <w:bCs/>
+          <w:sz w:val="32"/>
+          <w:szCs w:val="32"/>
+        </w:rPr>
+        <w:t xml:space="preserve">p; </w:t>
+      </w:r>
+      <w:proofErr w:type="spellStart"/>
+      <w:r>
+        <w:rPr>
+          <w:rFonts w:ascii="Arial" w:hAnsi="Arial" w:cs="Arial"/>
+          <w:sz w:val="32"/>
+          <w:szCs w:val="32"/>
+        </w:rPr>
+        <w:t>Paragráfo</w:t>
+      </w:r>
+      <w:proofErr w:type="spellEnd"/>
+    </w:p>
+    <w:p>
+      <w:pPr>
+        <w:rPr>
+          <w:rFonts w:ascii="Arial" w:hAnsi="Arial" w:cs="Arial"/>
+          <w:sz w:val="32"/>
+          <w:szCs w:val="32"/>
+        </w:rPr>
+      </w:pPr>
+      <w:proofErr w:type="spellStart"/>
+      <w:r>
+        <w:rPr>
+          <w:rFonts w:ascii="Arial" w:hAnsi="Arial" w:cs="Arial"/>
+          <w:b/>
+          <w:bCs/>
+          <w:sz w:val="32"/>
+          <w:szCs w:val="32"/>
+        </w:rPr>
+        <w:t>br</w:t>
+      </w:r>
+      <w:proofErr w:type="spellEnd"/>
+      <w:r>
+        <w:rPr>
+          <w:rFonts w:ascii="Arial" w:hAnsi="Arial" w:cs="Arial"/>
+          <w:b/>
+          <w:bCs/>
+          <w:sz w:val="32"/>
+          <w:szCs w:val="32"/>
+        </w:rPr>
+        <w:t xml:space="preserve">; </w:t>
+      </w:r>
+      <w:r>
+        <w:rPr>
+          <w:rFonts w:ascii="Arial" w:hAnsi="Arial" w:cs="Arial"/>
+          <w:sz w:val="32"/>
+          <w:szCs w:val="32"/>
+        </w:rPr>
+        <w:t>Quebra de linha</w:t>
+      </w:r>
+    </w:p>
+    <w:p>
+      <w:pPr>
+        <w:rPr>
+          <w:rFonts w:ascii="Arial" w:hAnsi="Arial" w:cs="Arial"/>
+          <w:sz w:val="32"/>
+          <w:szCs w:val="32"/>
+        </w:rPr>
+      </w:pPr>
+      <w:r>
+        <w:rPr>
+          <w:rFonts w:ascii="Arial" w:hAnsi="Arial" w:cs="Arial"/>
+          <w:b/>
+          <w:bCs/>
+          <w:sz w:val="32"/>
+          <w:szCs w:val="32"/>
+        </w:rPr>
+        <w:t>&amp;</w:t>
+      </w:r>
+      <w:proofErr w:type="spellStart"/>
+      <w:r>
+        <w:rPr>
+          <w:rFonts w:ascii="Arial" w:hAnsi="Arial" w:cs="Arial"/>
+          <w:b/>
+          <w:bCs/>
+          <w:sz w:val="32"/>
+          <w:szCs w:val="32"/>
+        </w:rPr>
+        <w:t>lt</w:t>
+      </w:r>
+      <w:proofErr w:type="spellEnd"/>
+      <w:r>
+        <w:rPr>
+          <w:rFonts w:ascii="Arial" w:hAnsi="Arial" w:cs="Arial"/>
+          <w:b/>
+          <w:bCs/>
+          <w:sz w:val="32"/>
+          <w:szCs w:val="32"/>
+        </w:rPr>
+        <w:t xml:space="preserve"> e &amp;</w:t>
+      </w:r>
+      <w:proofErr w:type="spellStart"/>
+      <w:r>
+        <w:rPr>
+          <w:rFonts w:ascii="Arial" w:hAnsi="Arial" w:cs="Arial"/>
+          <w:b/>
+          <w:bCs/>
+          <w:sz w:val="32"/>
+          <w:szCs w:val="32"/>
+        </w:rPr>
+        <w:t>gt</w:t>
+      </w:r>
+      <w:proofErr w:type="spellEnd"/>
+      <w:r>
+        <w:rPr>
+          <w:rFonts w:ascii="Arial" w:hAnsi="Arial" w:cs="Arial"/>
+          <w:b/>
+          <w:bCs/>
+          <w:sz w:val="32"/>
+          <w:szCs w:val="32"/>
+        </w:rPr>
+        <w:t xml:space="preserve">; </w:t>
+      </w:r>
+      <w:proofErr w:type="gramStart"/>
+      <w:r>
+        <w:rPr>
+          <w:rFonts w:ascii="Arial" w:hAnsi="Arial" w:cs="Arial"/>
+          <w:sz w:val="32"/>
+          <w:szCs w:val="32"/>
+        </w:rPr>
+        <w:t>Menor</w:t>
+      </w:r>
+      <w:proofErr w:type="gramEnd"/>
+      <w:r>
+        <w:rPr>
+          <w:rFonts w:ascii="Arial" w:hAnsi="Arial" w:cs="Arial"/>
+          <w:sz w:val="32"/>
+          <w:szCs w:val="32"/>
+        </w:rPr>
+        <w:t xml:space="preserve"> que </w:t>
+      </w:r>
+      <w:proofErr w:type="gramStart"/>
+      <w:r>
+        <w:rPr>
+          <w:rFonts w:ascii="Arial" w:hAnsi="Arial" w:cs="Arial"/>
+          <w:sz w:val="32"/>
+          <w:szCs w:val="32"/>
+        </w:rPr>
+        <w:t>e</w:t>
+      </w:r>
+      <w:proofErr w:type="gramEnd"/>
+      <w:r>
+        <w:rPr>
+          <w:rFonts w:ascii="Arial" w:hAnsi="Arial" w:cs="Arial"/>
+          <w:sz w:val="32"/>
+          <w:szCs w:val="32"/>
+        </w:rPr>
+        <w:t xml:space="preserve"> maior que</w:t>
+      </w:r>
+    </w:p>
+    <w:p>
+      <w:pPr>
+        <w:rPr>
+          <w:rFonts w:ascii="Arial" w:hAnsi="Arial" w:cs="Arial"/>
+          <w:b/>
+          <w:bCs/>
+          <w:sz w:val="32"/>
+          <w:szCs w:val="32"/>
+        </w:rPr>
+      </w:pPr>
+      <w:r>
+        <w:rPr>
+          <w:rFonts w:ascii="Arial" w:hAnsi="Arial" w:cs="Arial"/>
+          <w:b/>
+          <w:bCs/>
+          <w:sz w:val="32"/>
+          <w:szCs w:val="32"/>
+        </w:rPr>
+        <w:t>&amp;</w:t>
+      </w:r>
+      <w:proofErr w:type="spellStart"/>
+      <w:r>
+        <w:rPr>
+          <w:rFonts w:ascii="Arial" w:hAnsi="Arial" w:cs="Arial"/>
+          <w:b/>
+          <w:bCs/>
+          <w:sz w:val="32"/>
+          <w:szCs w:val="32"/>
+        </w:rPr>
+        <w:t>reg</w:t>
+      </w:r>
+      <w:proofErr w:type="spellEnd"/>
+    </w:p>
+    <w:p>
+      <w:pPr>
+        <w:rPr>
+          <w:rFonts w:ascii="Arial" w:hAnsi="Arial" w:cs="Arial"/>
+          <w:b/>
+          <w:bCs/>
+          <w:sz w:val="32"/>
+          <w:szCs w:val="32"/>
+        </w:rPr>
+      </w:pPr>
+      <w:r>
+        <w:rPr>
+          <w:rFonts w:ascii="Arial" w:hAnsi="Arial" w:cs="Arial"/>
+          <w:b/>
+          <w:bCs/>
+          <w:sz w:val="32"/>
+          <w:szCs w:val="32"/>
+        </w:rPr>
+        <w:t>&amp;copy</w:t>
+      </w:r>
+    </w:p>
+    <w:p>
+      <w:pPr>
+        <w:rPr>
+          <w:rFonts w:ascii="Arial" w:hAnsi="Arial" w:cs="Arial"/>
+          <w:b/>
+          <w:bCs/>
+          <w:sz w:val="32"/>
+          <w:szCs w:val="32"/>
+        </w:rPr>
+      </w:pPr>
+      <w:r>
+        <w:rPr>
+          <w:rFonts w:ascii="Arial" w:hAnsi="Arial" w:cs="Arial"/>
+          <w:b/>
+          <w:bCs/>
+          <w:sz w:val="32"/>
+          <w:szCs w:val="32"/>
+        </w:rPr>
+        <w:t>&amp;trade</w:t>
+      </w:r>
+    </w:p>
+    <w:p>
+      <w:pPr>
+        <w:rPr>
+          <w:rFonts w:ascii="Arial" w:hAnsi="Arial" w:cs="Arial"/>
+          <w:sz w:val="32"/>
+          <w:szCs w:val="32"/>
+        </w:rPr>
+      </w:pPr>
+      <w:r>
+        <w:rPr>
+          <w:rFonts w:ascii="Arial" w:hAnsi="Arial" w:cs="Arial"/>
+          <w:b/>
+          <w:bCs/>
+          <w:sz w:val="32"/>
+          <w:szCs w:val="32"/>
+        </w:rPr>
+        <w:t xml:space="preserve">&amp;#x; </w:t>
+      </w:r>
+      <w:r>
+        <w:rPr>
+          <w:rFonts w:ascii="Arial" w:hAnsi="Arial" w:cs="Arial"/>
+          <w:sz w:val="32"/>
+          <w:szCs w:val="32"/>
+        </w:rPr>
+        <w:t xml:space="preserve">E o código do </w:t>
+      </w:r>
+      <w:proofErr w:type="spellStart"/>
+      <w:r>
+        <w:rPr>
+          <w:rFonts w:ascii="Arial" w:hAnsi="Arial" w:cs="Arial"/>
+          <w:sz w:val="32"/>
+          <w:szCs w:val="32"/>
+        </w:rPr>
+        <w:t>emojipedia</w:t>
+      </w:r>
+      <w:proofErr w:type="spellEnd"/>
+      <w:r>
+        <w:rPr>
+          <w:rFonts w:ascii="Arial" w:hAnsi="Arial" w:cs="Arial"/>
+          <w:sz w:val="32"/>
+          <w:szCs w:val="32"/>
+        </w:rPr>
+        <w:t>, para colocar emoji</w:t>
+      </w:r>
+    </w:p>
+    <w:p>
+      <w:pPr>
+        <w:rPr>
+          <w:rFonts w:ascii="Arial" w:hAnsi="Arial" w:cs="Arial"/>
+          <w:sz w:val="32"/>
+          <w:szCs w:val="32"/>
+        </w:rPr>
+      </w:pPr>
+      <w:proofErr w:type="spellStart"/>
+      <w:r>
+        <w:rPr>
+          <w:rFonts w:ascii="Arial" w:hAnsi="Arial" w:cs="Arial"/>
+          <w:b/>
+          <w:bCs/>
+          <w:sz w:val="32"/>
+          <w:szCs w:val="32"/>
+        </w:rPr>
+        <w:t>Img</w:t>
+      </w:r>
+      <w:proofErr w:type="spellEnd"/>
+      <w:r>
+        <w:rPr>
+          <w:rFonts w:ascii="Arial" w:hAnsi="Arial" w:cs="Arial"/>
+          <w:b/>
+          <w:bCs/>
+          <w:sz w:val="32"/>
+          <w:szCs w:val="32"/>
+        </w:rPr>
+        <w:t xml:space="preserve"> </w:t>
+      </w:r>
+      <w:proofErr w:type="spellStart"/>
+      <w:r>
+        <w:rPr>
+          <w:rFonts w:ascii="Arial" w:hAnsi="Arial" w:cs="Arial"/>
+          <w:b/>
+          <w:bCs/>
+          <w:sz w:val="32"/>
+          <w:szCs w:val="32"/>
+        </w:rPr>
+        <w:t>src</w:t>
+      </w:r>
+      <w:proofErr w:type="spellEnd"/>
+      <w:r>
+        <w:rPr>
+          <w:rFonts w:ascii="Arial" w:hAnsi="Arial" w:cs="Arial"/>
+          <w:b/>
+          <w:bCs/>
+          <w:sz w:val="32"/>
+          <w:szCs w:val="32"/>
+        </w:rPr>
+        <w:t xml:space="preserve">; </w:t>
+      </w:r>
+      <w:proofErr w:type="gramStart"/>
+      <w:r>
+        <w:rPr>
+          <w:rFonts w:ascii="Arial" w:hAnsi="Arial" w:cs="Arial"/>
+          <w:sz w:val="32"/>
+          <w:szCs w:val="32"/>
+        </w:rPr>
+        <w:t>Para</w:t>
+      </w:r>
+      <w:proofErr w:type="gramEnd"/>
+      <w:r>
+        <w:rPr>
+          <w:rFonts w:ascii="Arial" w:hAnsi="Arial" w:cs="Arial"/>
+          <w:sz w:val="32"/>
+          <w:szCs w:val="32"/>
+        </w:rPr>
+        <w:t xml:space="preserve"> colocar imagens</w:t>
+      </w:r>
+    </w:p>
+    <w:p>
+      <w:pPr>
+        <w:rPr>
+          <w:rFonts w:ascii="Arial" w:hAnsi="Arial" w:cs="Arial"/>
+          <w:sz w:val="32"/>
+          <w:szCs w:val="32"/>
+        </w:rPr>
+      </w:pPr>
+      <w:r>
+        <w:rPr>
+          <w:rFonts w:ascii="Arial" w:hAnsi="Arial" w:cs="Arial"/>
+          <w:b/>
+          <w:bCs/>
+          <w:sz w:val="32"/>
+          <w:szCs w:val="32"/>
+        </w:rPr>
+        <w:t xml:space="preserve">Link favicon; </w:t>
+      </w:r>
+      <w:proofErr w:type="gramStart"/>
+      <w:r>
+        <w:rPr>
+          <w:rFonts w:ascii="Arial" w:hAnsi="Arial" w:cs="Arial"/>
+          <w:sz w:val="32"/>
+          <w:szCs w:val="32"/>
+        </w:rPr>
+        <w:t>Para</w:t>
+      </w:r>
+      <w:proofErr w:type="gramEnd"/>
+      <w:r>
+        <w:rPr>
+          <w:rFonts w:ascii="Arial" w:hAnsi="Arial" w:cs="Arial"/>
+          <w:sz w:val="32"/>
+          <w:szCs w:val="32"/>
+        </w:rPr>
+        <w:t xml:space="preserve"> colocar favicon na página</w:t>
+      </w:r>
+    </w:p>
+    <w:p>
+      <w:pPr>
+        <w:rPr>
+          <w:rFonts w:ascii="Arial" w:hAnsi="Arial" w:cs="Arial"/>
+          <w:sz w:val="32"/>
+          <w:szCs w:val="32"/>
+        </w:rPr>
+      </w:pPr>
+      <w:proofErr w:type="spellStart"/>
+      <w:r>
+        <w:rPr>
+          <w:rFonts w:ascii="Arial" w:hAnsi="Arial" w:cs="Arial"/>
+          <w:b/>
+          <w:bCs/>
+          <w:sz w:val="32"/>
+          <w:szCs w:val="32"/>
+        </w:rPr>
+        <w:t>Addres</w:t>
+      </w:r>
+      <w:proofErr w:type="spellEnd"/>
+      <w:r>
+        <w:rPr>
+          <w:rFonts w:ascii="Arial" w:hAnsi="Arial" w:cs="Arial"/>
+          <w:b/>
+          <w:bCs/>
+          <w:sz w:val="32"/>
+          <w:szCs w:val="32"/>
+        </w:rPr>
+        <w:t xml:space="preserve">; </w:t>
+      </w:r>
+      <w:proofErr w:type="gramStart"/>
+      <w:r>
+        <w:rPr>
+          <w:rFonts w:ascii="Arial" w:hAnsi="Arial" w:cs="Arial"/>
+          <w:sz w:val="32"/>
+          <w:szCs w:val="32"/>
+        </w:rPr>
+        <w:t>Para</w:t>
+      </w:r>
+      <w:proofErr w:type="gramEnd"/>
+      <w:r>
+        <w:rPr>
+          <w:rFonts w:ascii="Arial" w:hAnsi="Arial" w:cs="Arial"/>
+          <w:sz w:val="32"/>
+          <w:szCs w:val="32"/>
+        </w:rPr>
+        <w:t xml:space="preserve"> colocar endereço em um </w:t>
+      </w:r>
+      <w:proofErr w:type="spellStart"/>
+      <w:r>
+        <w:rPr>
+          <w:rFonts w:ascii="Arial" w:hAnsi="Arial" w:cs="Arial"/>
+          <w:sz w:val="32"/>
+          <w:szCs w:val="32"/>
+        </w:rPr>
+        <w:t>paragráfo</w:t>
+      </w:r>
+      <w:proofErr w:type="spellEnd"/>
+    </w:p>
+    <w:p>
+      <w:pPr>
+        <w:rPr>
+          <w:rFonts w:ascii="Arial" w:hAnsi="Arial" w:cs="Arial"/>
+          <w:sz w:val="32"/>
+          <w:szCs w:val="32"/>
+        </w:rPr>
+      </w:pPr>
+    </w:p>
+    <w:p>
+      <w:pPr>
+        <w:rPr>
+          <w:rFonts w:ascii="Arial" w:hAnsi="Arial" w:cs="Arial"/>
+          <w:sz w:val="32"/>
+          <w:szCs w:val="32"/>
+        </w:rPr>
+      </w:pPr>
+      <w:r>
+        <w:rPr>
+          <w:rFonts w:ascii="Arial" w:hAnsi="Arial" w:cs="Arial"/>
+          <w:b/>
+          <w:bCs/>
+          <w:sz w:val="32"/>
+          <w:szCs w:val="32"/>
+        </w:rPr>
+        <w:t xml:space="preserve">Strong; </w:t>
+      </w:r>
+      <w:proofErr w:type="gramStart"/>
+      <w:r>
+        <w:rPr>
+          <w:rFonts w:ascii="Arial" w:hAnsi="Arial" w:cs="Arial"/>
+          <w:sz w:val="32"/>
+          <w:szCs w:val="32"/>
+        </w:rPr>
+        <w:t>Negrito/destaque</w:t>
+      </w:r>
+      <w:proofErr w:type="gramEnd"/>
+    </w:p>
+    <w:p>
+      <w:pPr>
+        <w:rPr>
+          <w:rFonts w:ascii="Arial" w:hAnsi="Arial" w:cs="Arial"/>
+          <w:sz w:val="32"/>
+          <w:szCs w:val="32"/>
+        </w:rPr>
+      </w:pPr>
+      <w:r>
+        <w:rPr>
+          <w:rFonts w:ascii="Arial" w:hAnsi="Arial" w:cs="Arial"/>
+          <w:b/>
+          <w:bCs/>
+          <w:sz w:val="32"/>
+          <w:szCs w:val="32"/>
+        </w:rPr>
+        <w:t xml:space="preserve">Em; </w:t>
+      </w:r>
+      <w:proofErr w:type="gramStart"/>
+      <w:r>
+        <w:rPr>
+          <w:rFonts w:ascii="Arial" w:hAnsi="Arial" w:cs="Arial"/>
+          <w:sz w:val="32"/>
+          <w:szCs w:val="32"/>
+        </w:rPr>
+        <w:t>Itálico/ênfase</w:t>
+      </w:r>
+      <w:proofErr w:type="gramEnd"/>
+    </w:p>
+    <w:p>
+      <w:pPr>
+        <w:rPr>
+          <w:rFonts w:ascii="Arial" w:hAnsi="Arial" w:cs="Arial"/>
+          <w:sz w:val="32"/>
+          <w:szCs w:val="32"/>
+        </w:rPr>
+      </w:pPr>
+      <w:r>
+        <w:rPr>
+          <w:rFonts w:ascii="Arial" w:hAnsi="Arial" w:cs="Arial"/>
+          <w:b/>
+          <w:bCs/>
+          <w:sz w:val="32"/>
+          <w:szCs w:val="32"/>
+        </w:rPr>
+        <w:t xml:space="preserve">Mark; </w:t>
+      </w:r>
+      <w:r>
+        <w:rPr>
+          <w:rFonts w:ascii="Arial" w:hAnsi="Arial" w:cs="Arial"/>
+          <w:sz w:val="32"/>
+          <w:szCs w:val="32"/>
+        </w:rPr>
+        <w:t>texto marcado (marca texto)</w:t>
+      </w:r>
+    </w:p>
+    <w:p>
+      <w:pPr>
+        <w:rPr>
+          <w:rFonts w:ascii="Arial" w:hAnsi="Arial" w:cs="Arial"/>
+          <w:sz w:val="32"/>
+          <w:szCs w:val="32"/>
+        </w:rPr>
+      </w:pPr>
+      <w:proofErr w:type="spellStart"/>
+      <w:r>
+        <w:rPr>
+          <w:rFonts w:ascii="Arial" w:hAnsi="Arial" w:cs="Arial"/>
+          <w:b/>
+          <w:bCs/>
+          <w:sz w:val="32"/>
+          <w:szCs w:val="32"/>
+        </w:rPr>
+        <w:t>Small</w:t>
+      </w:r>
+      <w:proofErr w:type="spellEnd"/>
+      <w:r>
+        <w:rPr>
+          <w:rFonts w:ascii="Arial" w:hAnsi="Arial" w:cs="Arial"/>
+          <w:b/>
+          <w:bCs/>
+          <w:sz w:val="32"/>
+          <w:szCs w:val="32"/>
+        </w:rPr>
+        <w:t xml:space="preserve">; </w:t>
+      </w:r>
+      <w:r>
+        <w:rPr>
+          <w:rFonts w:ascii="Arial" w:hAnsi="Arial" w:cs="Arial"/>
+          <w:sz w:val="32"/>
+          <w:szCs w:val="32"/>
+        </w:rPr>
+        <w:t>Texto pequeno</w:t>
+      </w:r>
+    </w:p>
+    <w:p>
+      <w:pPr>
+        <w:rPr>
+          <w:rFonts w:ascii="Arial" w:hAnsi="Arial" w:cs="Arial"/>
+          <w:sz w:val="32"/>
+          <w:szCs w:val="32"/>
+        </w:rPr>
+      </w:pPr>
+      <w:r>
+        <w:rPr>
+          <w:rFonts w:ascii="Arial" w:hAnsi="Arial" w:cs="Arial"/>
+          <w:b/>
+          <w:bCs/>
+          <w:sz w:val="32"/>
+          <w:szCs w:val="32"/>
+        </w:rPr>
+        <w:t xml:space="preserve">Del; </w:t>
+      </w:r>
+      <w:r>
+        <w:rPr>
+          <w:rFonts w:ascii="Arial" w:hAnsi="Arial" w:cs="Arial"/>
+          <w:sz w:val="32"/>
+          <w:szCs w:val="32"/>
+        </w:rPr>
+        <w:t>Texto deletado</w:t>
+      </w:r>
+    </w:p>
+    <w:p>
+      <w:pPr>
+        <w:rPr>
+          <w:rFonts w:ascii="Arial" w:hAnsi="Arial" w:cs="Arial"/>
+          <w:sz w:val="32"/>
+          <w:szCs w:val="32"/>
+        </w:rPr>
+      </w:pPr>
+      <w:proofErr w:type="spellStart"/>
+      <w:r>
+        <w:rPr>
+          <w:rFonts w:ascii="Arial" w:hAnsi="Arial" w:cs="Arial"/>
+          <w:b/>
+          <w:bCs/>
+          <w:sz w:val="32"/>
+          <w:szCs w:val="32"/>
+        </w:rPr>
+        <w:t>Ins</w:t>
+      </w:r>
+      <w:proofErr w:type="spellEnd"/>
+      <w:r>
+        <w:rPr>
+          <w:rFonts w:ascii="Arial" w:hAnsi="Arial" w:cs="Arial"/>
+          <w:b/>
+          <w:bCs/>
+          <w:sz w:val="32"/>
+          <w:szCs w:val="32"/>
+        </w:rPr>
+        <w:t xml:space="preserve">; </w:t>
+      </w:r>
+      <w:r>
+        <w:rPr>
+          <w:rFonts w:ascii="Arial" w:hAnsi="Arial" w:cs="Arial"/>
+          <w:sz w:val="32"/>
+          <w:szCs w:val="32"/>
+        </w:rPr>
+        <w:t>Texto inserido</w:t>
+      </w:r>
+    </w:p>
+    <w:p>
+      <w:pPr>
+        <w:rPr>
+          <w:rFonts w:ascii="Arial" w:hAnsi="Arial" w:cs="Arial"/>
+          <w:sz w:val="32"/>
+          <w:szCs w:val="32"/>
+        </w:rPr>
+      </w:pPr>
+      <w:proofErr w:type="spellStart"/>
+      <w:r>
+        <w:rPr>
+          <w:rFonts w:ascii="Arial" w:hAnsi="Arial" w:cs="Arial"/>
+          <w:b/>
+          <w:bCs/>
+          <w:sz w:val="32"/>
+          <w:szCs w:val="32"/>
+        </w:rPr>
+        <w:t>Sup</w:t>
+      </w:r>
+      <w:proofErr w:type="spellEnd"/>
+      <w:r>
+        <w:rPr>
+          <w:rFonts w:ascii="Arial" w:hAnsi="Arial" w:cs="Arial"/>
+          <w:b/>
+          <w:bCs/>
+          <w:sz w:val="32"/>
+          <w:szCs w:val="32"/>
+        </w:rPr>
+        <w:t xml:space="preserve">; </w:t>
+      </w:r>
+      <w:proofErr w:type="gramStart"/>
+      <w:r>
+        <w:rPr>
+          <w:rFonts w:ascii="Arial" w:hAnsi="Arial" w:cs="Arial"/>
+          <w:sz w:val="32"/>
+          <w:szCs w:val="32"/>
+        </w:rPr>
+        <w:t>Para</w:t>
+      </w:r>
+      <w:proofErr w:type="gramEnd"/>
+      <w:r>
+        <w:rPr>
+          <w:rFonts w:ascii="Arial" w:hAnsi="Arial" w:cs="Arial"/>
+          <w:sz w:val="32"/>
+          <w:szCs w:val="32"/>
+        </w:rPr>
+        <w:t xml:space="preserve"> representar por exemplo um número elevado</w:t>
+      </w:r>
+    </w:p>
+    <w:p>
+      <w:pPr>
+        <w:rPr>
+          <w:rFonts w:ascii="Arial" w:hAnsi="Arial" w:cs="Arial"/>
+          <w:sz w:val="32"/>
+          <w:szCs w:val="32"/>
+        </w:rPr>
+      </w:pPr>
+      <w:r>
+        <w:rPr>
+          <w:rFonts w:ascii="Arial" w:hAnsi="Arial" w:cs="Arial"/>
+          <w:b/>
+          <w:bCs/>
+          <w:sz w:val="32"/>
+          <w:szCs w:val="32"/>
+        </w:rPr>
+        <w:t xml:space="preserve">Sub; </w:t>
+      </w:r>
+      <w:proofErr w:type="gramStart"/>
+      <w:r>
+        <w:rPr>
+          <w:rFonts w:ascii="Arial" w:hAnsi="Arial" w:cs="Arial"/>
+          <w:sz w:val="32"/>
+          <w:szCs w:val="32"/>
+        </w:rPr>
+        <w:t>Para</w:t>
+      </w:r>
+      <w:proofErr w:type="gramEnd"/>
+      <w:r>
+        <w:rPr>
+          <w:rFonts w:ascii="Arial" w:hAnsi="Arial" w:cs="Arial"/>
+          <w:sz w:val="32"/>
+          <w:szCs w:val="32"/>
+        </w:rPr>
+        <w:t xml:space="preserve"> representar por exemplo h2o</w:t>
+      </w:r>
+    </w:p>
+    <w:p>
+      <w:pPr>
+        <w:rPr>
+          <w:rFonts w:ascii="Arial" w:hAnsi="Arial" w:cs="Arial"/>
+          <w:sz w:val="32"/>
+          <w:szCs w:val="32"/>
+        </w:rPr>
+      </w:pPr>
+      <w:proofErr w:type="spellStart"/>
+      <w:r>
+        <w:rPr>
+          <w:rFonts w:ascii="Arial" w:hAnsi="Arial" w:cs="Arial"/>
+          <w:b/>
+          <w:bCs/>
+          <w:sz w:val="32"/>
+          <w:szCs w:val="32"/>
+        </w:rPr>
+        <w:t>Pre</w:t>
+      </w:r>
+      <w:proofErr w:type="spellEnd"/>
+      <w:r>
+        <w:rPr>
+          <w:rFonts w:ascii="Arial" w:hAnsi="Arial" w:cs="Arial"/>
+          <w:b/>
+          <w:bCs/>
+          <w:sz w:val="32"/>
+          <w:szCs w:val="32"/>
+        </w:rPr>
+        <w:t xml:space="preserve">; </w:t>
+      </w:r>
+      <w:proofErr w:type="spellStart"/>
+      <w:r>
+        <w:rPr>
+          <w:rFonts w:ascii="Arial" w:hAnsi="Arial" w:cs="Arial"/>
+          <w:sz w:val="32"/>
+          <w:szCs w:val="32"/>
+        </w:rPr>
+        <w:t>Pré</w:t>
+      </w:r>
+      <w:proofErr w:type="spellEnd"/>
+      <w:r>
+        <w:rPr>
+          <w:rFonts w:ascii="Arial" w:hAnsi="Arial" w:cs="Arial"/>
+          <w:sz w:val="32"/>
+          <w:szCs w:val="32"/>
+        </w:rPr>
+        <w:t xml:space="preserve"> formatação</w:t>
+      </w:r>
+    </w:p>
+    <w:p>
+      <w:pPr>
+        <w:rPr>
+          <w:rFonts w:ascii="Arial" w:hAnsi="Arial" w:cs="Arial"/>
+          <w:sz w:val="32"/>
+          <w:szCs w:val="32"/>
+        </w:rPr>
+      </w:pPr>
+      <w:r>
+        <w:rPr>
+          <w:rFonts w:ascii="Arial" w:hAnsi="Arial" w:cs="Arial"/>
+          <w:b/>
+          <w:bCs/>
+          <w:sz w:val="32"/>
+          <w:szCs w:val="32"/>
+        </w:rPr>
+        <w:t xml:space="preserve">Q; </w:t>
+      </w:r>
+      <w:r>
+        <w:rPr>
+          <w:rFonts w:ascii="Arial" w:hAnsi="Arial" w:cs="Arial"/>
+          <w:sz w:val="32"/>
+          <w:szCs w:val="32"/>
+        </w:rPr>
+        <w:t>Citações simples</w:t>
+      </w:r>
+    </w:p>
+    <w:p>
+      <w:pPr>
+        <w:rPr>
+          <w:rFonts w:ascii="Arial" w:hAnsi="Arial" w:cs="Arial"/>
+          <w:sz w:val="32"/>
+          <w:szCs w:val="32"/>
+        </w:rPr>
+      </w:pPr>
+      <w:proofErr w:type="spellStart"/>
+      <w:r>
+        <w:rPr>
+          <w:rFonts w:ascii="Arial" w:hAnsi="Arial" w:cs="Arial"/>
+          <w:b/>
+          <w:bCs/>
+          <w:sz w:val="32"/>
+          <w:szCs w:val="32"/>
+        </w:rPr>
+        <w:lastRenderedPageBreak/>
+        <w:t>Blockquote</w:t>
+      </w:r>
+      <w:proofErr w:type="spellEnd"/>
+      <w:r>
+        <w:rPr>
+          <w:rFonts w:ascii="Arial" w:hAnsi="Arial" w:cs="Arial"/>
+          <w:b/>
+          <w:bCs/>
+          <w:sz w:val="32"/>
+          <w:szCs w:val="32"/>
+        </w:rPr>
+        <w:t xml:space="preserve">; </w:t>
+      </w:r>
+      <w:r>
+        <w:rPr>
+          <w:rFonts w:ascii="Arial" w:hAnsi="Arial" w:cs="Arial"/>
+          <w:sz w:val="32"/>
+          <w:szCs w:val="32"/>
+        </w:rPr>
+        <w:t>Citações completas</w:t>
+      </w:r>
+    </w:p>
+    <w:p>
+      <w:pPr>
+        <w:rPr>
+          <w:rFonts w:ascii="Arial" w:hAnsi="Arial" w:cs="Arial"/>
+          <w:sz w:val="32"/>
+          <w:szCs w:val="32"/>
+        </w:rPr>
+      </w:pPr>
+      <w:proofErr w:type="spellStart"/>
+      <w:r>
+        <w:rPr>
+          <w:rFonts w:ascii="Arial" w:hAnsi="Arial" w:cs="Arial"/>
+          <w:b/>
+          <w:bCs/>
+          <w:sz w:val="32"/>
+          <w:szCs w:val="32"/>
+        </w:rPr>
+        <w:t>Abbr</w:t>
+      </w:r>
+      <w:proofErr w:type="spellEnd"/>
+      <w:r>
+        <w:rPr>
+          <w:rFonts w:ascii="Arial" w:hAnsi="Arial" w:cs="Arial"/>
+          <w:b/>
+          <w:bCs/>
+          <w:sz w:val="32"/>
+          <w:szCs w:val="32"/>
+        </w:rPr>
+        <w:t xml:space="preserve">; </w:t>
+      </w:r>
+      <w:proofErr w:type="gramStart"/>
+      <w:r>
+        <w:rPr>
+          <w:rFonts w:ascii="Arial" w:hAnsi="Arial" w:cs="Arial"/>
+          <w:sz w:val="32"/>
+          <w:szCs w:val="32"/>
+        </w:rPr>
+        <w:t>Para</w:t>
+      </w:r>
+      <w:proofErr w:type="gramEnd"/>
+      <w:r>
+        <w:rPr>
+          <w:rFonts w:ascii="Arial" w:hAnsi="Arial" w:cs="Arial"/>
+          <w:sz w:val="32"/>
+          <w:szCs w:val="32"/>
+        </w:rPr>
+        <w:t xml:space="preserve"> nomear uma abreviação</w:t>
+      </w:r>
+    </w:p>
+    <w:p>
+      <w:pPr>
+        <w:rPr>
+          <w:rFonts w:ascii="Arial" w:hAnsi="Arial" w:cs="Arial"/>
+          <w:sz w:val="32"/>
+          <w:szCs w:val="32"/>
+        </w:rPr>
+      </w:pPr>
+    </w:p>
+    <w:p>
+      <w:pPr>
+        <w:rPr>
+          <w:rFonts w:ascii="Arial" w:hAnsi="Arial" w:cs="Arial"/>
+          <w:sz w:val="32"/>
+          <w:szCs w:val="32"/>
+        </w:rPr>
+      </w:pPr>
+      <w:proofErr w:type="spellStart"/>
+      <w:r>
+        <w:rPr>
+          <w:rFonts w:ascii="Arial" w:hAnsi="Arial" w:cs="Arial"/>
+          <w:b/>
+          <w:bCs/>
+          <w:sz w:val="32"/>
+          <w:szCs w:val="32"/>
+        </w:rPr>
+        <w:t>Ol</w:t>
+      </w:r>
+      <w:proofErr w:type="spellEnd"/>
+      <w:r>
+        <w:rPr>
+          <w:rFonts w:ascii="Arial" w:hAnsi="Arial" w:cs="Arial"/>
+          <w:b/>
+          <w:bCs/>
+          <w:sz w:val="32"/>
+          <w:szCs w:val="32"/>
+        </w:rPr>
+        <w:t xml:space="preserve">; </w:t>
+      </w:r>
+      <w:r>
+        <w:rPr>
+          <w:rFonts w:ascii="Arial" w:hAnsi="Arial" w:cs="Arial"/>
+          <w:sz w:val="32"/>
+          <w:szCs w:val="32"/>
+        </w:rPr>
+        <w:t>Listas ordenadas</w:t>
+      </w:r>
+    </w:p>
+    <w:p>
+      <w:pPr>
+        <w:rPr>
+          <w:rFonts w:ascii="Arial" w:hAnsi="Arial" w:cs="Arial"/>
+          <w:sz w:val="32"/>
+          <w:szCs w:val="32"/>
+        </w:rPr>
+      </w:pPr>
+      <w:proofErr w:type="spellStart"/>
+      <w:r>
+        <w:rPr>
+          <w:rFonts w:ascii="Arial" w:hAnsi="Arial" w:cs="Arial"/>
+          <w:b/>
+          <w:bCs/>
+          <w:sz w:val="32"/>
+          <w:szCs w:val="32"/>
+        </w:rPr>
+        <w:t>Ol</w:t>
+      </w:r>
+      <w:proofErr w:type="spellEnd"/>
+      <w:r>
+        <w:rPr>
+          <w:rFonts w:ascii="Arial" w:hAnsi="Arial" w:cs="Arial"/>
+          <w:b/>
+          <w:bCs/>
+          <w:sz w:val="32"/>
+          <w:szCs w:val="32"/>
+        </w:rPr>
+        <w:t xml:space="preserve"> </w:t>
+      </w:r>
+      <w:proofErr w:type="spellStart"/>
+      <w:r>
+        <w:rPr>
+          <w:rFonts w:ascii="Arial" w:hAnsi="Arial" w:cs="Arial"/>
+          <w:b/>
+          <w:bCs/>
+          <w:sz w:val="32"/>
+          <w:szCs w:val="32"/>
+        </w:rPr>
+        <w:t>type</w:t>
+      </w:r>
+      <w:proofErr w:type="spellEnd"/>
+      <w:r>
+        <w:rPr>
+          <w:rFonts w:ascii="Arial" w:hAnsi="Arial" w:cs="Arial"/>
+          <w:b/>
+          <w:bCs/>
+          <w:sz w:val="32"/>
+          <w:szCs w:val="32"/>
+        </w:rPr>
+        <w:t>;</w:t>
+      </w:r>
+      <w:r>
+        <w:rPr>
+          <w:rFonts w:ascii="Arial" w:hAnsi="Arial" w:cs="Arial"/>
+          <w:sz w:val="32"/>
+          <w:szCs w:val="32"/>
+        </w:rPr>
+        <w:t xml:space="preserve"> Listas ordenadas com um tipo (</w:t>
+      </w:r>
+      <w:proofErr w:type="spellStart"/>
+      <w:r>
+        <w:rPr>
+          <w:rFonts w:ascii="Arial" w:hAnsi="Arial" w:cs="Arial"/>
+          <w:sz w:val="32"/>
+          <w:szCs w:val="32"/>
+        </w:rPr>
+        <w:t>abcd</w:t>
+      </w:r>
+      <w:proofErr w:type="spellEnd"/>
+      <w:r>
+        <w:rPr>
+          <w:rFonts w:ascii="Arial" w:hAnsi="Arial" w:cs="Arial"/>
+          <w:sz w:val="32"/>
+          <w:szCs w:val="32"/>
+        </w:rPr>
+        <w:t>, 1234)</w:t>
+      </w:r>
+    </w:p>
+    <w:p>
+      <w:pPr>
+        <w:rPr>
+          <w:rFonts w:ascii="Arial" w:hAnsi="Arial" w:cs="Arial"/>
+          <w:sz w:val="32"/>
+          <w:szCs w:val="32"/>
+        </w:rPr>
+      </w:pPr>
+      <w:r>
+        <w:rPr>
+          <w:rFonts w:ascii="Arial" w:hAnsi="Arial" w:cs="Arial"/>
+          <w:b/>
+          <w:bCs/>
+          <w:sz w:val="32"/>
+          <w:szCs w:val="32"/>
+        </w:rPr>
+        <w:t xml:space="preserve">Ul; </w:t>
+      </w:r>
+      <w:r>
+        <w:rPr>
+          <w:rFonts w:ascii="Arial" w:hAnsi="Arial" w:cs="Arial"/>
+          <w:sz w:val="32"/>
+          <w:szCs w:val="32"/>
+        </w:rPr>
+        <w:t>Listas não ordenadas</w:t>
+      </w:r>
+    </w:p>
+    <w:p>
+      <w:pPr>
+        <w:rPr>
+          <w:rFonts w:ascii="Arial" w:hAnsi="Arial" w:cs="Arial"/>
+          <w:sz w:val="32"/>
+          <w:szCs w:val="32"/>
+        </w:rPr>
+      </w:pPr>
+      <w:r>
+        <w:rPr>
+          <w:rFonts w:ascii="Arial" w:hAnsi="Arial" w:cs="Arial"/>
+          <w:b/>
+          <w:bCs/>
+          <w:sz w:val="32"/>
+          <w:szCs w:val="32"/>
+        </w:rPr>
+        <w:t xml:space="preserve">Li; </w:t>
+      </w:r>
+      <w:r>
+        <w:rPr>
+          <w:rFonts w:ascii="Arial" w:hAnsi="Arial" w:cs="Arial"/>
+          <w:sz w:val="32"/>
+          <w:szCs w:val="32"/>
+        </w:rPr>
+        <w:t>itens das listas</w:t>
+      </w:r>
+    </w:p>
+    <w:p>
+      <w:pPr>
+        <w:rPr>
+          <w:rFonts w:ascii="Arial" w:hAnsi="Arial" w:cs="Arial"/>
+          <w:sz w:val="32"/>
+          <w:szCs w:val="32"/>
+        </w:rPr>
+      </w:pPr>
+      <w:r>
+        <w:rPr>
+          <w:rFonts w:ascii="Arial" w:hAnsi="Arial" w:cs="Arial"/>
+          <w:b/>
+          <w:bCs/>
+          <w:sz w:val="32"/>
+          <w:szCs w:val="32"/>
+        </w:rPr>
+        <w:t xml:space="preserve">Dl; </w:t>
+      </w:r>
+      <w:proofErr w:type="spellStart"/>
+      <w:r>
+        <w:rPr>
+          <w:rFonts w:ascii="Arial" w:hAnsi="Arial" w:cs="Arial"/>
+          <w:sz w:val="32"/>
+          <w:szCs w:val="32"/>
+        </w:rPr>
+        <w:t>Listas</w:t>
+      </w:r>
+      <w:proofErr w:type="spellEnd"/>
+      <w:r>
+        <w:rPr>
+          <w:rFonts w:ascii="Arial" w:hAnsi="Arial" w:cs="Arial"/>
+          <w:sz w:val="32"/>
+          <w:szCs w:val="32"/>
+        </w:rPr>
+        <w:t xml:space="preserve"> definidas</w:t>
+      </w:r>
+    </w:p>
+    <w:p>
+      <w:pPr>
+        <w:rPr>
+          <w:rFonts w:ascii="Arial" w:hAnsi="Arial" w:cs="Arial"/>
+          <w:sz w:val="32"/>
+          <w:szCs w:val="32"/>
+        </w:rPr>
+      </w:pPr>
+      <w:proofErr w:type="spellStart"/>
+      <w:r>
+        <w:rPr>
+          <w:rFonts w:ascii="Arial" w:hAnsi="Arial" w:cs="Arial"/>
+          <w:b/>
+          <w:bCs/>
+          <w:sz w:val="32"/>
+          <w:szCs w:val="32"/>
+        </w:rPr>
+        <w:t>Dt</w:t>
+      </w:r>
+      <w:proofErr w:type="spellEnd"/>
+      <w:r>
+        <w:rPr>
+          <w:rFonts w:ascii="Arial" w:hAnsi="Arial" w:cs="Arial"/>
+          <w:b/>
+          <w:bCs/>
+          <w:sz w:val="32"/>
+          <w:szCs w:val="32"/>
+        </w:rPr>
+        <w:t xml:space="preserve">; </w:t>
+      </w:r>
+      <w:r>
+        <w:rPr>
+          <w:rFonts w:ascii="Arial" w:hAnsi="Arial" w:cs="Arial"/>
+          <w:sz w:val="32"/>
+          <w:szCs w:val="32"/>
+        </w:rPr>
+        <w:t>Termo da lista</w:t>
+      </w:r>
+    </w:p>
+    <w:p>
+      <w:pPr>
+        <w:rPr>
+          <w:rFonts w:ascii="Arial" w:hAnsi="Arial" w:cs="Arial"/>
+          <w:sz w:val="32"/>
+          <w:szCs w:val="32"/>
+        </w:rPr>
+      </w:pPr>
+      <w:proofErr w:type="spellStart"/>
+      <w:r>
+        <w:rPr>
+          <w:rFonts w:ascii="Arial" w:hAnsi="Arial" w:cs="Arial"/>
+          <w:b/>
+          <w:bCs/>
+          <w:sz w:val="32"/>
+          <w:szCs w:val="32"/>
+        </w:rPr>
+        <w:t>Dd</w:t>
+      </w:r>
+      <w:proofErr w:type="spellEnd"/>
+      <w:r>
+        <w:rPr>
+          <w:rFonts w:ascii="Arial" w:hAnsi="Arial" w:cs="Arial"/>
+          <w:b/>
+          <w:bCs/>
+          <w:sz w:val="32"/>
+          <w:szCs w:val="32"/>
+        </w:rPr>
+        <w:t>;</w:t>
+      </w:r>
+      <w:r>
+        <w:rPr>
+          <w:rFonts w:ascii="Arial" w:hAnsi="Arial" w:cs="Arial"/>
+          <w:sz w:val="32"/>
+          <w:szCs w:val="32"/>
+        </w:rPr>
+        <w:t xml:space="preserve"> Descrição do termo</w:t>
+      </w:r>
+    </w:p>
+    <w:p>
+      <w:pPr>
+        <w:rPr>
+          <w:rFonts w:ascii="Arial" w:hAnsi="Arial" w:cs="Arial"/>
+          <w:sz w:val="32"/>
+          <w:szCs w:val="32"/>
+        </w:rPr>
+      </w:pPr>
+    </w:p>
+    <w:p>
+      <w:pPr>
+        <w:rPr>
+          <w:rFonts w:ascii="Arial" w:hAnsi="Arial" w:cs="Arial"/>
+          <w:sz w:val="32"/>
+          <w:szCs w:val="32"/>
+        </w:rPr>
+      </w:pPr>
+      <w:r>
+        <w:rPr>
+          <w:rFonts w:ascii="Arial" w:hAnsi="Arial" w:cs="Arial"/>
+          <w:b/>
+          <w:bCs/>
+          <w:sz w:val="32"/>
+          <w:szCs w:val="32"/>
+        </w:rPr>
+        <w:t xml:space="preserve">A </w:t>
+      </w:r>
+      <w:proofErr w:type="spellStart"/>
+      <w:r>
+        <w:rPr>
+          <w:rFonts w:ascii="Arial" w:hAnsi="Arial" w:cs="Arial"/>
+          <w:b/>
+          <w:bCs/>
+          <w:sz w:val="32"/>
+          <w:szCs w:val="32"/>
+        </w:rPr>
+        <w:t>blank</w:t>
+      </w:r>
+      <w:proofErr w:type="spellEnd"/>
+      <w:r>
+        <w:rPr>
+          <w:rFonts w:ascii="Arial" w:hAnsi="Arial" w:cs="Arial"/>
+          <w:b/>
+          <w:bCs/>
+          <w:sz w:val="32"/>
+          <w:szCs w:val="32"/>
+        </w:rPr>
+        <w:t xml:space="preserve">; </w:t>
+      </w:r>
+      <w:proofErr w:type="gramStart"/>
+      <w:r>
+        <w:rPr>
+          <w:rFonts w:ascii="Arial" w:hAnsi="Arial" w:cs="Arial"/>
+          <w:sz w:val="32"/>
+          <w:szCs w:val="32"/>
+        </w:rPr>
+        <w:t>Para</w:t>
+      </w:r>
+      <w:proofErr w:type="gramEnd"/>
+      <w:r>
+        <w:rPr>
+          <w:rFonts w:ascii="Arial" w:hAnsi="Arial" w:cs="Arial"/>
+          <w:sz w:val="32"/>
+          <w:szCs w:val="32"/>
+        </w:rPr>
+        <w:t xml:space="preserve"> colocar links externo com um target (</w:t>
+      </w:r>
+      <w:proofErr w:type="spellStart"/>
+      <w:r>
+        <w:rPr>
+          <w:rFonts w:ascii="Arial" w:hAnsi="Arial" w:cs="Arial"/>
+          <w:sz w:val="32"/>
+          <w:szCs w:val="32"/>
+        </w:rPr>
+        <w:t>blank</w:t>
+      </w:r>
+      <w:proofErr w:type="spellEnd"/>
+      <w:r>
+        <w:rPr>
+          <w:rFonts w:ascii="Arial" w:hAnsi="Arial" w:cs="Arial"/>
+          <w:sz w:val="32"/>
+          <w:szCs w:val="32"/>
+        </w:rPr>
+        <w:t>) e rel (exter</w:t>
+      </w:r>
+      <w:proofErr w:type="spellStart"/>
+      <w:r>
+        <w:rPr>
+          <w:rFonts w:ascii="Arial" w:hAnsi="Arial" w:cs="Arial"/>
+          <w:sz w:val="32"/>
+          <w:szCs w:val="32"/>
+        </w:rPr>
+        <w:t>nal</w:t>
+      </w:r>
+      <w:proofErr w:type="spellEnd"/>
+      <w:r>
+        <w:rPr>
+          <w:rFonts w:ascii="Arial" w:hAnsi="Arial" w:cs="Arial"/>
+          <w:sz w:val="32"/>
+          <w:szCs w:val="32"/>
+        </w:rPr>
+        <w:t>)</w:t>
+      </w:r>
+    </w:p>
+    <w:p>
+      <w:pPr>
+        <w:rPr>
+          <w:rFonts w:ascii="Arial" w:hAnsi="Arial" w:cs="Arial"/>
+          <w:sz w:val="32"/>
+          <w:szCs w:val="32"/>
+        </w:rPr>
+      </w:pPr>
+      <w:r>
+        <w:rPr>
+          <w:rFonts w:ascii="Arial" w:hAnsi="Arial" w:cs="Arial"/>
+          <w:b/>
+          <w:bCs/>
+          <w:sz w:val="32"/>
+          <w:szCs w:val="32"/>
+        </w:rPr>
+        <w:t xml:space="preserve">A </w:t>
+      </w:r>
+      <w:proofErr w:type="spellStart"/>
+      <w:r>
+        <w:rPr>
+          <w:rFonts w:ascii="Arial" w:hAnsi="Arial" w:cs="Arial"/>
+          <w:b/>
+          <w:bCs/>
+          <w:sz w:val="32"/>
+          <w:szCs w:val="32"/>
+        </w:rPr>
+        <w:t>blank</w:t>
+      </w:r>
+      <w:proofErr w:type="spellEnd"/>
+      <w:r>
+        <w:rPr>
+          <w:rFonts w:ascii="Arial" w:hAnsi="Arial" w:cs="Arial"/>
+          <w:b/>
+          <w:bCs/>
+          <w:sz w:val="32"/>
+          <w:szCs w:val="32"/>
+        </w:rPr>
+        <w:t xml:space="preserve">; </w:t>
+      </w:r>
+      <w:proofErr w:type="gramStart"/>
+      <w:r>
+        <w:rPr>
+          <w:rFonts w:ascii="Arial" w:hAnsi="Arial" w:cs="Arial"/>
+          <w:sz w:val="32"/>
+          <w:szCs w:val="32"/>
+        </w:rPr>
+        <w:t>Para</w:t>
+      </w:r>
+      <w:proofErr w:type="gramEnd"/>
+      <w:r>
+        <w:rPr>
+          <w:rFonts w:ascii="Arial" w:hAnsi="Arial" w:cs="Arial"/>
+          <w:sz w:val="32"/>
+          <w:szCs w:val="32"/>
+        </w:rPr>
+        <w:t xml:space="preserve"> colocar links internos com um target (self) e </w:t>
+      </w:r>
+      <w:proofErr w:type="spellStart"/>
+      <w:r>
+        <w:rPr>
+          <w:rFonts w:ascii="Arial" w:hAnsi="Arial" w:cs="Arial"/>
+          <w:sz w:val="32"/>
+          <w:szCs w:val="32"/>
+        </w:rPr>
+        <w:t>rel</w:t>
+      </w:r>
+      <w:proofErr w:type="spellEnd"/>
+      <w:r>
+        <w:rPr>
+          <w:rFonts w:ascii="Arial" w:hAnsi="Arial" w:cs="Arial"/>
+          <w:sz w:val="32"/>
+          <w:szCs w:val="32"/>
+        </w:rPr>
+        <w:t xml:space="preserve"> (</w:t>
+      </w:r>
+      <w:proofErr w:type="spellStart"/>
+      <w:r>
+        <w:rPr>
+          <w:rFonts w:ascii="Arial" w:hAnsi="Arial" w:cs="Arial"/>
+          <w:sz w:val="32"/>
+          <w:szCs w:val="32"/>
+        </w:rPr>
+        <w:t>next</w:t>
+      </w:r>
+      <w:proofErr w:type="spellEnd"/>
+      <w:r>
+        <w:rPr>
+          <w:rFonts w:ascii="Arial" w:hAnsi="Arial" w:cs="Arial"/>
+          <w:sz w:val="32"/>
+          <w:szCs w:val="32"/>
+        </w:rPr>
+        <w:t>) se for próxima página</w:t>
+      </w:r>
+    </w:p>
+    <w:p>
+      <w:pPr>
+        <w:rPr>
+          <w:rFonts w:ascii="Arial" w:hAnsi="Arial" w:cs="Arial"/>
+          <w:b/>
+          <w:bCs/>
+          <w:sz w:val="32"/>
+          <w:szCs w:val="32"/>
+        </w:rPr>
+      </w:pPr>
+      <w:r>
+        <w:rPr>
+          <w:rFonts w:ascii="Arial" w:hAnsi="Arial" w:cs="Arial"/>
+          <w:b/>
+          <w:bCs/>
+          <w:sz w:val="32"/>
+          <w:szCs w:val="32"/>
+        </w:rPr>
+        <w:t xml:space="preserve">A </w:t>
+      </w:r>
+      <w:proofErr w:type="spellStart"/>
+      <w:r>
+        <w:rPr>
+          <w:rFonts w:ascii="Arial" w:hAnsi="Arial" w:cs="Arial"/>
+          <w:b/>
+          <w:bCs/>
+          <w:sz w:val="32"/>
+          <w:szCs w:val="32"/>
+        </w:rPr>
+        <w:t>href</w:t>
+      </w:r>
+      <w:proofErr w:type="spellEnd"/>
+      <w:r>
+        <w:rPr>
+          <w:rFonts w:ascii="Arial" w:hAnsi="Arial" w:cs="Arial"/>
+          <w:b/>
+          <w:bCs/>
+          <w:sz w:val="32"/>
+          <w:szCs w:val="32"/>
+        </w:rPr>
+        <w:t xml:space="preserve">, download, </w:t>
+      </w:r>
+      <w:proofErr w:type="spellStart"/>
+      <w:r>
+        <w:rPr>
+          <w:rFonts w:ascii="Arial" w:hAnsi="Arial" w:cs="Arial"/>
+          <w:b/>
+          <w:bCs/>
+          <w:sz w:val="32"/>
+          <w:szCs w:val="32"/>
+        </w:rPr>
+        <w:t>type</w:t>
+      </w:r>
+      <w:proofErr w:type="spellEnd"/>
+      <w:r>
+        <w:rPr>
+          <w:rFonts w:ascii="Arial" w:hAnsi="Arial" w:cs="Arial"/>
+          <w:b/>
+          <w:bCs/>
+          <w:sz w:val="32"/>
+          <w:szCs w:val="32"/>
+        </w:rPr>
+        <w:t xml:space="preserve"> </w:t>
+      </w:r>
+      <w:proofErr w:type="spellStart"/>
+      <w:r>
+        <w:rPr>
+          <w:rFonts w:ascii="Arial" w:hAnsi="Arial" w:cs="Arial"/>
+          <w:b/>
+          <w:bCs/>
+          <w:sz w:val="32"/>
+          <w:szCs w:val="32"/>
+        </w:rPr>
+        <w:t>application</w:t>
+      </w:r>
+      <w:proofErr w:type="spellEnd"/>
+      <w:r>
+        <w:rPr>
+          <w:rFonts w:ascii="Arial" w:hAnsi="Arial" w:cs="Arial"/>
+          <w:b/>
+          <w:bCs/>
+          <w:sz w:val="32"/>
+          <w:szCs w:val="32"/>
+        </w:rPr>
+        <w:t>/tipo do arquivo</w:t>
+      </w:r>
+    </w:p>
+    <w:p>
+      <w:pPr>
+        <w:rPr>
+          <w:rFonts w:ascii="Arial" w:hAnsi="Arial" w:cs="Arial"/>
+          <w:sz w:val="32"/>
+          <w:szCs w:val="32"/>
+        </w:rPr>
+      </w:pPr>
+      <w:r>
+        <w:rPr>
+          <w:rFonts w:ascii="Arial" w:hAnsi="Arial" w:cs="Arial"/>
+          <w:sz w:val="32"/>
+          <w:szCs w:val="32"/>
+        </w:rPr>
+        <w:t>Para links de downloads internos.</w:t>
+      </w:r>
+    </w:p>
+    <w:p>
+      <w:pPr>
+        <w:rPr>
+          <w:rFonts w:ascii="Arial" w:hAnsi="Arial" w:cs="Arial"/>
+          <w:sz w:val="32"/>
+          <w:szCs w:val="32"/>
+        </w:rPr>
+      </w:pPr>
+    </w:p>
+    <w:p>
+      <w:pPr>
+        <w:rPr>
+          <w:rFonts w:ascii="Arial" w:hAnsi="Arial" w:cs="Arial"/>
+          <w:sz w:val="32"/>
+          <w:szCs w:val="32"/>
+        </w:rPr>
+      </w:pPr>
+      <w:r>
+        <w:rPr>
+          <w:rFonts w:ascii="Arial" w:hAnsi="Arial" w:cs="Arial"/>
+          <w:b/>
+          <w:bCs/>
+          <w:sz w:val="32"/>
+          <w:szCs w:val="32"/>
+        </w:rPr>
+        <w:t xml:space="preserve">Picture; </w:t>
+      </w:r>
+      <w:r>
+        <w:rPr>
+          <w:rFonts w:ascii="Arial" w:hAnsi="Arial" w:cs="Arial"/>
+          <w:sz w:val="32"/>
+          <w:szCs w:val="32"/>
+        </w:rPr>
+        <w:t>para imagens flexíveis</w:t>
+      </w:r>
+    </w:p>
+    <w:p>
+      <w:pPr>
+        <w:rPr>
+          <w:rFonts w:ascii="Arial" w:hAnsi="Arial" w:cs="Arial"/>
+          <w:sz w:val="32"/>
+          <w:szCs w:val="32"/>
+        </w:rPr>
+      </w:pPr>
+      <w:r>
+        <w:rPr>
+          <w:rFonts w:ascii="Arial" w:hAnsi="Arial" w:cs="Arial"/>
+          <w:sz w:val="32"/>
+          <w:szCs w:val="32"/>
+        </w:rPr>
+        <w:t>Dentro de Picture</w:t>
+      </w:r>
+    </w:p>
+    <w:p>
+      <w:pPr>
+        <w:rPr>
+          <w:rFonts w:ascii="Arial" w:hAnsi="Arial" w:cs="Arial"/>
+          <w:b/>
+          <w:bCs/>
+          <w:sz w:val="32"/>
+          <w:szCs w:val="32"/>
+        </w:rPr>
+      </w:pPr>
+      <w:proofErr w:type="spellStart"/>
+      <w:r>
+        <w:rPr>
+          <w:rFonts w:ascii="Arial" w:hAnsi="Arial" w:cs="Arial"/>
+          <w:b/>
+          <w:bCs/>
+          <w:sz w:val="32"/>
+          <w:szCs w:val="32"/>
+        </w:rPr>
+        <w:t>Source</w:t>
+      </w:r>
+      <w:proofErr w:type="spellEnd"/>
+      <w:r>
+        <w:rPr>
+          <w:rFonts w:ascii="Arial" w:hAnsi="Arial" w:cs="Arial"/>
+          <w:b/>
+          <w:bCs/>
+          <w:sz w:val="32"/>
+          <w:szCs w:val="32"/>
+        </w:rPr>
+        <w:t xml:space="preserve"> media (</w:t>
+      </w:r>
+      <w:proofErr w:type="spellStart"/>
+      <w:r>
+        <w:rPr>
+          <w:rFonts w:ascii="Arial" w:hAnsi="Arial" w:cs="Arial"/>
+          <w:b/>
+          <w:bCs/>
+          <w:sz w:val="32"/>
+          <w:szCs w:val="32"/>
+        </w:rPr>
+        <w:t>max-width</w:t>
+      </w:r>
+      <w:proofErr w:type="spellEnd"/>
+      <w:r>
+        <w:rPr>
+          <w:rFonts w:ascii="Arial" w:hAnsi="Arial" w:cs="Arial"/>
+          <w:b/>
+          <w:bCs/>
+          <w:sz w:val="32"/>
+          <w:szCs w:val="32"/>
+        </w:rPr>
+        <w:t xml:space="preserve">) </w:t>
+      </w:r>
+      <w:proofErr w:type="spellStart"/>
+      <w:r>
+        <w:rPr>
+          <w:rFonts w:ascii="Arial" w:hAnsi="Arial" w:cs="Arial"/>
+          <w:b/>
+          <w:bCs/>
+          <w:sz w:val="32"/>
+          <w:szCs w:val="32"/>
+        </w:rPr>
+        <w:t>srcset</w:t>
+      </w:r>
+      <w:proofErr w:type="spellEnd"/>
+      <w:r>
+        <w:rPr>
+          <w:rFonts w:ascii="Arial" w:hAnsi="Arial" w:cs="Arial"/>
+          <w:b/>
+          <w:bCs/>
+          <w:sz w:val="32"/>
+          <w:szCs w:val="32"/>
+        </w:rPr>
+        <w:t xml:space="preserve"> “nome do arquivo”</w:t>
+      </w:r>
+    </w:p>
+    <w:p>
+      <w:pPr>
+        <w:rPr>
+          <w:rFonts w:ascii="Arial" w:hAnsi="Arial" w:cs="Arial"/>
+          <w:sz w:val="32"/>
+          <w:szCs w:val="32"/>
+        </w:rPr>
+      </w:pPr>
+      <w:r>
+        <w:rPr>
+          <w:rFonts w:ascii="Arial" w:hAnsi="Arial" w:cs="Arial"/>
+          <w:sz w:val="32"/>
+          <w:szCs w:val="32"/>
+        </w:rPr>
+        <w:t xml:space="preserve">Começando da menor imagem até a maior (p, m e g) na G utilizaremos </w:t>
+      </w:r>
+      <w:proofErr w:type="spellStart"/>
+      <w:r>
+        <w:rPr>
+          <w:rFonts w:ascii="Arial" w:hAnsi="Arial" w:cs="Arial"/>
+          <w:sz w:val="32"/>
+          <w:szCs w:val="32"/>
+        </w:rPr>
+        <w:t>img</w:t>
+      </w:r>
+      <w:proofErr w:type="spellEnd"/>
+      <w:r>
+        <w:rPr>
+          <w:rFonts w:ascii="Arial" w:hAnsi="Arial" w:cs="Arial"/>
+          <w:sz w:val="32"/>
+          <w:szCs w:val="32"/>
+        </w:rPr>
+        <w:t xml:space="preserve"> ao invés de </w:t>
+      </w:r>
+      <w:proofErr w:type="spellStart"/>
+      <w:r>
+        <w:rPr>
+          <w:rFonts w:ascii="Arial" w:hAnsi="Arial" w:cs="Arial"/>
+          <w:sz w:val="32"/>
+          <w:szCs w:val="32"/>
+        </w:rPr>
+        <w:t>source</w:t>
+      </w:r>
+      <w:proofErr w:type="spellEnd"/>
+      <w:r>
+        <w:rPr>
+          <w:rFonts w:ascii="Arial" w:hAnsi="Arial" w:cs="Arial"/>
+          <w:sz w:val="32"/>
+          <w:szCs w:val="32"/>
+        </w:rPr>
+        <w:t>.</w:t>
+      </w:r>
+    </w:p>
+    <w:p>
+      <w:pPr>
+        <w:rPr>
+          <w:rFonts w:ascii="Arial" w:hAnsi="Arial" w:cs="Arial"/>
+          <w:b/>
+          <w:bCs/>
+          <w:sz w:val="32"/>
+          <w:szCs w:val="32"/>
+        </w:rPr>
+      </w:pPr>
+    </w:p>
+    <w:p>
+      <w:pPr>
+        <w:rPr>
+          <w:rFonts w:ascii="Arial" w:hAnsi="Arial" w:cs="Arial"/>
+          <w:b/>
+          <w:bCs/>
+          <w:sz w:val="32"/>
+          <w:szCs w:val="32"/>
+        </w:rPr>
+      </w:pPr>
+    </w:p>
+    <w:p>
+      <w:pPr>
+        <w:rPr>
+          <w:rFonts w:ascii="Arial" w:hAnsi="Arial" w:cs="Arial"/>
+          <w:b/>
+          <w:bCs/>
+          <w:sz w:val="32"/>
+          <w:szCs w:val="32"/>
+        </w:rPr>
+      </w:pPr>
+      <w:proofErr w:type="spellStart"/>
+      <w:r>
+        <w:rPr>
+          <w:rFonts w:ascii="Arial" w:hAnsi="Arial" w:cs="Arial"/>
+          <w:b/>
+          <w:bCs/>
+          <w:sz w:val="32"/>
+          <w:szCs w:val="32"/>
+        </w:rPr>
+        <w:lastRenderedPageBreak/>
+        <w:t>audio</w:t>
+      </w:r>
+      <w:proofErr w:type="spellEnd"/>
+      <w:r>
+        <w:rPr>
+          <w:rFonts w:ascii="Arial" w:hAnsi="Arial" w:cs="Arial"/>
+          <w:b/>
+          <w:bCs/>
+          <w:sz w:val="32"/>
+          <w:szCs w:val="32"/>
+        </w:rPr>
+        <w:t xml:space="preserve"> </w:t>
+      </w:r>
+      <w:proofErr w:type="spellStart"/>
+      <w:r>
+        <w:rPr>
+          <w:rFonts w:ascii="Arial" w:hAnsi="Arial" w:cs="Arial"/>
+          <w:b/>
+          <w:bCs/>
+          <w:sz w:val="32"/>
+          <w:szCs w:val="32"/>
+        </w:rPr>
+        <w:t>preload</w:t>
+      </w:r>
+      <w:proofErr w:type="spellEnd"/>
+      <w:proofErr w:type="gramStart"/>
+      <w:r>
+        <w:rPr>
+          <w:rFonts w:ascii="Arial" w:hAnsi="Arial" w:cs="Arial"/>
+          <w:b/>
+          <w:bCs/>
+          <w:sz w:val="32"/>
+          <w:szCs w:val="32"/>
+        </w:rPr>
+        <w:t>=”</w:t>
+      </w:r>
+      <w:proofErr w:type="spellStart"/>
+      <w:r>
+        <w:rPr>
+          <w:rFonts w:ascii="Arial" w:hAnsi="Arial" w:cs="Arial"/>
+          <w:b/>
+          <w:bCs/>
+          <w:sz w:val="32"/>
+          <w:szCs w:val="32"/>
+        </w:rPr>
+        <w:t>metadata</w:t>
+      </w:r>
+      <w:proofErr w:type="spellEnd"/>
+      <w:proofErr w:type="gramEnd"/>
+      <w:r>
+        <w:rPr>
+          <w:rFonts w:ascii="Arial" w:hAnsi="Arial" w:cs="Arial"/>
+          <w:b/>
+          <w:bCs/>
+          <w:sz w:val="32"/>
+          <w:szCs w:val="32"/>
+        </w:rPr>
+        <w:t xml:space="preserve">” </w:t>
+      </w:r>
+      <w:proofErr w:type="spellStart"/>
+      <w:r>
+        <w:rPr>
+          <w:rFonts w:ascii="Arial" w:hAnsi="Arial" w:cs="Arial"/>
+          <w:b/>
+          <w:bCs/>
+          <w:sz w:val="32"/>
+          <w:szCs w:val="32"/>
+        </w:rPr>
+        <w:t>autoplay</w:t>
+      </w:r>
+      <w:proofErr w:type="spellEnd"/>
+      <w:r>
+        <w:rPr>
+          <w:rFonts w:ascii="Arial" w:hAnsi="Arial" w:cs="Arial"/>
+          <w:b/>
+          <w:bCs/>
+          <w:sz w:val="32"/>
+          <w:szCs w:val="32"/>
+        </w:rPr>
+        <w:t xml:space="preserve"> </w:t>
+      </w:r>
+      <w:proofErr w:type="spellStart"/>
+      <w:r>
+        <w:rPr>
+          <w:rFonts w:ascii="Arial" w:hAnsi="Arial" w:cs="Arial"/>
+          <w:b/>
+          <w:bCs/>
+          <w:sz w:val="32"/>
+          <w:szCs w:val="32"/>
+        </w:rPr>
+        <w:t>controls</w:t>
+      </w:r>
+      <w:proofErr w:type="spellEnd"/>
+      <w:r>
+        <w:rPr>
+          <w:rFonts w:ascii="Arial" w:hAnsi="Arial" w:cs="Arial"/>
+          <w:b/>
+          <w:bCs/>
+          <w:sz w:val="32"/>
+          <w:szCs w:val="32"/>
+        </w:rPr>
+        <w:t xml:space="preserve"> loop</w:t>
+      </w:r>
+    </w:p>
+    <w:p>
+      <w:pPr>
+        <w:rPr>
+          <w:rFonts w:ascii="Arial" w:hAnsi="Arial" w:cs="Arial"/>
+          <w:sz w:val="32"/>
+          <w:szCs w:val="32"/>
+        </w:rPr>
+      </w:pPr>
+      <w:r>
+        <w:rPr>
+          <w:rFonts w:ascii="Arial" w:hAnsi="Arial" w:cs="Arial"/>
+          <w:sz w:val="32"/>
+          <w:szCs w:val="32"/>
+        </w:rPr>
+        <w:t xml:space="preserve">Dentro do </w:t>
+      </w:r>
+      <w:proofErr w:type="spellStart"/>
+      <w:r>
+        <w:rPr>
+          <w:rFonts w:ascii="Arial" w:hAnsi="Arial" w:cs="Arial"/>
+          <w:sz w:val="32"/>
+          <w:szCs w:val="32"/>
+        </w:rPr>
+        <w:t>audio</w:t>
+      </w:r>
+      <w:proofErr w:type="spellEnd"/>
+      <w:r>
+        <w:rPr>
+          <w:rFonts w:ascii="Arial" w:hAnsi="Arial" w:cs="Arial"/>
+          <w:sz w:val="32"/>
+          <w:szCs w:val="32"/>
+        </w:rPr>
+        <w:t xml:space="preserve"> </w:t>
+      </w:r>
+      <w:proofErr w:type="spellStart"/>
+      <w:r>
+        <w:rPr>
+          <w:rFonts w:ascii="Arial" w:hAnsi="Arial" w:cs="Arial"/>
+          <w:sz w:val="32"/>
+          <w:szCs w:val="32"/>
+        </w:rPr>
+        <w:t>preload</w:t>
+      </w:r>
+      <w:proofErr w:type="spellEnd"/>
+    </w:p>
+    <w:p>
+      <w:pPr>
+        <w:rPr>
+          <w:rFonts w:ascii="Arial" w:hAnsi="Arial" w:cs="Arial"/>
+          <w:b/>
+          <w:bCs/>
+          <w:sz w:val="32"/>
+          <w:szCs w:val="32"/>
+        </w:rPr>
+      </w:pPr>
+      <w:proofErr w:type="spellStart"/>
+      <w:r>
+        <w:rPr>
+          <w:rFonts w:ascii="Arial" w:hAnsi="Arial" w:cs="Arial"/>
+          <w:b/>
+          <w:bCs/>
+          <w:sz w:val="32"/>
+          <w:szCs w:val="32"/>
+        </w:rPr>
+        <w:t>Source</w:t>
+      </w:r>
+      <w:proofErr w:type="spellEnd"/>
+      <w:r>
+        <w:rPr>
+          <w:rFonts w:ascii="Arial" w:hAnsi="Arial" w:cs="Arial"/>
+          <w:b/>
+          <w:bCs/>
+          <w:sz w:val="32"/>
+          <w:szCs w:val="32"/>
+        </w:rPr>
+        <w:t xml:space="preserve"> </w:t>
+      </w:r>
+      <w:proofErr w:type="spellStart"/>
+      <w:r>
+        <w:rPr>
+          <w:rFonts w:ascii="Arial" w:hAnsi="Arial" w:cs="Arial"/>
+          <w:b/>
+          <w:bCs/>
+          <w:sz w:val="32"/>
+          <w:szCs w:val="32"/>
+        </w:rPr>
+        <w:t>src</w:t>
+      </w:r>
+      <w:proofErr w:type="spellEnd"/>
+      <w:proofErr w:type="gramStart"/>
+      <w:r>
+        <w:rPr>
+          <w:rFonts w:ascii="Arial" w:hAnsi="Arial" w:cs="Arial"/>
+          <w:b/>
+          <w:bCs/>
+          <w:sz w:val="32"/>
+          <w:szCs w:val="32"/>
+        </w:rPr>
+        <w:t>=(</w:t>
+      </w:r>
+      <w:proofErr w:type="gramEnd"/>
+      <w:r>
+        <w:rPr>
+          <w:rFonts w:ascii="Arial" w:hAnsi="Arial" w:cs="Arial"/>
+          <w:b/>
+          <w:bCs/>
+          <w:sz w:val="32"/>
+          <w:szCs w:val="32"/>
+        </w:rPr>
+        <w:t xml:space="preserve">Local da mídia em </w:t>
+      </w:r>
+      <w:proofErr w:type="spellStart"/>
+      <w:r>
+        <w:rPr>
+          <w:rFonts w:ascii="Arial" w:hAnsi="Arial" w:cs="Arial"/>
+          <w:b/>
+          <w:bCs/>
+          <w:sz w:val="32"/>
+          <w:szCs w:val="32"/>
+        </w:rPr>
+        <w:t>audio</w:t>
+      </w:r>
+      <w:proofErr w:type="spellEnd"/>
+      <w:r>
+        <w:rPr>
+          <w:rFonts w:ascii="Arial" w:hAnsi="Arial" w:cs="Arial"/>
+          <w:b/>
+          <w:bCs/>
+          <w:sz w:val="32"/>
+          <w:szCs w:val="32"/>
+        </w:rPr>
+        <w:t xml:space="preserve">) </w:t>
+      </w:r>
+      <w:proofErr w:type="spellStart"/>
+      <w:r>
+        <w:rPr>
+          <w:rFonts w:ascii="Arial" w:hAnsi="Arial" w:cs="Arial"/>
+          <w:b/>
+          <w:bCs/>
+          <w:sz w:val="32"/>
+          <w:szCs w:val="32"/>
+        </w:rPr>
+        <w:t>type</w:t>
+      </w:r>
+      <w:proofErr w:type="spellEnd"/>
+      <w:proofErr w:type="gramStart"/>
+      <w:r>
+        <w:rPr>
+          <w:rFonts w:ascii="Arial" w:hAnsi="Arial" w:cs="Arial"/>
+          <w:b/>
+          <w:bCs/>
+          <w:sz w:val="32"/>
+          <w:szCs w:val="32"/>
+        </w:rPr>
+        <w:t>=(</w:t>
+      </w:r>
+      <w:proofErr w:type="gramEnd"/>
+      <w:r>
+        <w:rPr>
+          <w:rFonts w:ascii="Arial" w:hAnsi="Arial" w:cs="Arial"/>
+          <w:b/>
+          <w:bCs/>
+          <w:sz w:val="32"/>
+          <w:szCs w:val="32"/>
+        </w:rPr>
+        <w:t xml:space="preserve">tipo de </w:t>
+      </w:r>
+      <w:proofErr w:type="spellStart"/>
+      <w:r>
+        <w:rPr>
+          <w:rFonts w:ascii="Arial" w:hAnsi="Arial" w:cs="Arial"/>
+          <w:b/>
+          <w:bCs/>
+          <w:sz w:val="32"/>
+          <w:szCs w:val="32"/>
+        </w:rPr>
+        <w:t>audio</w:t>
+      </w:r>
+      <w:proofErr w:type="spellEnd"/>
+      <w:r>
+        <w:rPr>
+          <w:rFonts w:ascii="Arial" w:hAnsi="Arial" w:cs="Arial"/>
+          <w:b/>
+          <w:bCs/>
+          <w:sz w:val="32"/>
+          <w:szCs w:val="32"/>
+        </w:rPr>
+        <w:t xml:space="preserve"> “mp3, </w:t>
+      </w:r>
+      <w:proofErr w:type="spellStart"/>
+      <w:r>
+        <w:rPr>
+          <w:rFonts w:ascii="Arial" w:hAnsi="Arial" w:cs="Arial"/>
+          <w:b/>
+          <w:bCs/>
+          <w:sz w:val="32"/>
+          <w:szCs w:val="32"/>
+        </w:rPr>
+        <w:t>ogg</w:t>
+      </w:r>
+      <w:proofErr w:type="spellEnd"/>
+      <w:r>
+        <w:rPr>
+          <w:rFonts w:ascii="Arial" w:hAnsi="Arial" w:cs="Arial"/>
+          <w:b/>
+          <w:bCs/>
+          <w:sz w:val="32"/>
+          <w:szCs w:val="32"/>
+        </w:rPr>
+        <w:t xml:space="preserve">, </w:t>
+      </w:r>
+      <w:proofErr w:type="spellStart"/>
+      <w:r>
+        <w:rPr>
+          <w:rFonts w:ascii="Arial" w:hAnsi="Arial" w:cs="Arial"/>
+          <w:b/>
+          <w:bCs/>
+          <w:sz w:val="32"/>
+          <w:szCs w:val="32"/>
+        </w:rPr>
+        <w:t>wav</w:t>
+      </w:r>
+      <w:proofErr w:type="spellEnd"/>
+      <w:r>
+        <w:rPr>
+          <w:rFonts w:ascii="Arial" w:hAnsi="Arial" w:cs="Arial"/>
+          <w:b/>
+          <w:bCs/>
+          <w:sz w:val="32"/>
+          <w:szCs w:val="32"/>
+        </w:rPr>
+        <w:t>”)</w:t>
+      </w:r>
+    </w:p>
+    <w:p>
+      <w:pPr>
+        <w:rPr>
+          <w:rFonts w:ascii="Arial" w:hAnsi="Arial" w:cs="Arial"/>
+          <w:b/>
+          <w:bCs/>
+          <w:sz w:val="32"/>
+          <w:szCs w:val="32"/>
+        </w:rPr>
+      </w:pPr>
+    </w:p>
+    <w:p>
+      <w:pPr>
+        <w:rPr>
+          <w:rFonts w:ascii="Arial" w:hAnsi="Arial" w:cs="Arial"/>
+          <w:sz w:val="32"/>
+          <w:szCs w:val="32"/>
+        </w:rPr>
+      </w:pPr>
+      <w:r>
+        <w:rPr>
+          <w:rFonts w:ascii="Arial" w:hAnsi="Arial" w:cs="Arial"/>
+          <w:b/>
+          <w:bCs/>
+          <w:sz w:val="32"/>
+          <w:szCs w:val="32"/>
+        </w:rPr>
+        <w:t xml:space="preserve">Vídeo </w:t>
+      </w:r>
+      <w:proofErr w:type="spellStart"/>
+      <w:r>
+        <w:rPr>
+          <w:rFonts w:ascii="Arial" w:hAnsi="Arial" w:cs="Arial"/>
+          <w:b/>
+          <w:bCs/>
+          <w:sz w:val="32"/>
+          <w:szCs w:val="32"/>
+        </w:rPr>
+        <w:t>width</w:t>
+      </w:r>
+      <w:proofErr w:type="spellEnd"/>
+      <w:r>
+        <w:rPr>
+          <w:rFonts w:ascii="Arial" w:hAnsi="Arial" w:cs="Arial"/>
+          <w:b/>
+          <w:bCs/>
+          <w:sz w:val="32"/>
+          <w:szCs w:val="32"/>
+        </w:rPr>
+        <w:t xml:space="preserve">, poster, </w:t>
+      </w:r>
+      <w:proofErr w:type="spellStart"/>
+      <w:r>
+        <w:rPr>
+          <w:rFonts w:ascii="Arial" w:hAnsi="Arial" w:cs="Arial"/>
+          <w:b/>
+          <w:bCs/>
+          <w:sz w:val="32"/>
+          <w:szCs w:val="32"/>
+        </w:rPr>
+        <w:t>controls</w:t>
+      </w:r>
+      <w:proofErr w:type="spellEnd"/>
+      <w:r>
+        <w:rPr>
+          <w:rFonts w:ascii="Arial" w:hAnsi="Arial" w:cs="Arial"/>
+          <w:b/>
+          <w:bCs/>
+          <w:sz w:val="32"/>
+          <w:szCs w:val="32"/>
+        </w:rPr>
+        <w:t xml:space="preserve">; </w:t>
+      </w:r>
+      <w:proofErr w:type="spellStart"/>
+      <w:r>
+        <w:rPr>
+          <w:rFonts w:ascii="Arial" w:hAnsi="Arial" w:cs="Arial"/>
+          <w:sz w:val="32"/>
+          <w:szCs w:val="32"/>
+        </w:rPr>
+        <w:t>Video</w:t>
+      </w:r>
+      <w:proofErr w:type="spellEnd"/>
+      <w:r>
+        <w:rPr>
+          <w:rFonts w:ascii="Arial" w:hAnsi="Arial" w:cs="Arial"/>
+          <w:sz w:val="32"/>
+          <w:szCs w:val="32"/>
+        </w:rPr>
+        <w:t xml:space="preserve"> declara que a mídia vai ser um vídeo, </w:t>
+      </w:r>
+      <w:proofErr w:type="spellStart"/>
+      <w:r>
+        <w:rPr>
+          <w:rFonts w:ascii="Arial" w:hAnsi="Arial" w:cs="Arial"/>
+          <w:sz w:val="32"/>
+          <w:szCs w:val="32"/>
+        </w:rPr>
+        <w:t>width</w:t>
+      </w:r>
+      <w:proofErr w:type="spellEnd"/>
+      <w:r>
+        <w:rPr>
+          <w:rFonts w:ascii="Arial" w:hAnsi="Arial" w:cs="Arial"/>
+          <w:sz w:val="32"/>
+          <w:szCs w:val="32"/>
+        </w:rPr>
+        <w:t xml:space="preserve"> a largura que o vídeo vai o </w:t>
+      </w:r>
+      <w:proofErr w:type="spellStart"/>
+      <w:r>
+        <w:rPr>
+          <w:rFonts w:ascii="Arial" w:hAnsi="Arial" w:cs="Arial"/>
+          <w:sz w:val="32"/>
+          <w:szCs w:val="32"/>
+        </w:rPr>
+        <w:t>cupar</w:t>
+      </w:r>
+      <w:proofErr w:type="spellEnd"/>
+      <w:r>
+        <w:rPr>
+          <w:rFonts w:ascii="Arial" w:hAnsi="Arial" w:cs="Arial"/>
+          <w:sz w:val="32"/>
+          <w:szCs w:val="32"/>
+        </w:rPr>
+        <w:t xml:space="preserve"> na página, poster declara a imagem que vai ficar enquanto o vídeo não rodar, </w:t>
+      </w:r>
+      <w:proofErr w:type="spellStart"/>
+      <w:r>
+        <w:rPr>
+          <w:rFonts w:ascii="Arial" w:hAnsi="Arial" w:cs="Arial"/>
+          <w:sz w:val="32"/>
+          <w:szCs w:val="32"/>
+        </w:rPr>
+        <w:t>controls</w:t>
+      </w:r>
+      <w:proofErr w:type="spellEnd"/>
+      <w:r>
+        <w:rPr>
+          <w:rFonts w:ascii="Arial" w:hAnsi="Arial" w:cs="Arial"/>
+          <w:sz w:val="32"/>
+          <w:szCs w:val="32"/>
+        </w:rPr>
+        <w:t xml:space="preserve"> declara o controle para dar play no vídeo.</w:t>
+      </w:r>
+    </w:p>
+    <w:p>
+      <w:pPr>
+        <w:rPr>
+          <w:rFonts w:ascii="Arial" w:hAnsi="Arial" w:cs="Arial"/>
+          <w:b/>
+          <w:bCs/>
+          <w:sz w:val="32"/>
+          <w:szCs w:val="32"/>
+        </w:rPr>
+      </w:pPr>
+      <w:r>
+        <w:rPr>
+          <w:rFonts w:ascii="Arial" w:hAnsi="Arial" w:cs="Arial"/>
+          <w:sz w:val="32"/>
+          <w:szCs w:val="32"/>
+        </w:rPr>
+        <w:t>Dentro de vídeo entra</w:t>
+      </w:r>
+    </w:p>
+    <w:p>
+      <w:pPr>
+        <w:rPr>
+          <w:rFonts w:ascii="Arial" w:hAnsi="Arial" w:cs="Arial"/>
+          <w:b/>
+          <w:bCs/>
+          <w:sz w:val="32"/>
+          <w:szCs w:val="32"/>
+        </w:rPr>
+      </w:pPr>
+      <w:proofErr w:type="spellStart"/>
+      <w:r>
+        <w:rPr>
+          <w:rFonts w:ascii="Arial" w:hAnsi="Arial" w:cs="Arial"/>
+          <w:b/>
+          <w:bCs/>
+          <w:sz w:val="32"/>
+          <w:szCs w:val="32"/>
+        </w:rPr>
+        <w:t>Source</w:t>
+      </w:r>
+      <w:proofErr w:type="spellEnd"/>
+      <w:r>
+        <w:rPr>
+          <w:rFonts w:ascii="Arial" w:hAnsi="Arial" w:cs="Arial"/>
+          <w:b/>
+          <w:bCs/>
+          <w:sz w:val="32"/>
+          <w:szCs w:val="32"/>
+        </w:rPr>
+        <w:t xml:space="preserve"> </w:t>
+      </w:r>
+      <w:proofErr w:type="spellStart"/>
+      <w:r>
+        <w:rPr>
+          <w:rFonts w:ascii="Arial" w:hAnsi="Arial" w:cs="Arial"/>
+          <w:b/>
+          <w:bCs/>
+          <w:sz w:val="32"/>
+          <w:szCs w:val="32"/>
+        </w:rPr>
+        <w:t>src</w:t>
+      </w:r>
+      <w:proofErr w:type="spellEnd"/>
+      <w:r>
+        <w:rPr>
+          <w:rFonts w:ascii="Arial" w:hAnsi="Arial" w:cs="Arial"/>
+          <w:b/>
+          <w:bCs/>
+          <w:sz w:val="32"/>
+          <w:szCs w:val="32"/>
+        </w:rPr>
+        <w:t xml:space="preserve"> (caminho do vídeo) </w:t>
+      </w:r>
+      <w:proofErr w:type="spellStart"/>
+      <w:r>
+        <w:rPr>
+          <w:rFonts w:ascii="Arial" w:hAnsi="Arial" w:cs="Arial"/>
+          <w:b/>
+          <w:bCs/>
+          <w:sz w:val="32"/>
+          <w:szCs w:val="32"/>
+        </w:rPr>
+        <w:t>type</w:t>
+      </w:r>
+      <w:proofErr w:type="spellEnd"/>
+      <w:r>
+        <w:rPr>
+          <w:rFonts w:ascii="Arial" w:hAnsi="Arial" w:cs="Arial"/>
+          <w:b/>
+          <w:bCs/>
+          <w:sz w:val="32"/>
+          <w:szCs w:val="32"/>
+        </w:rPr>
+        <w:t xml:space="preserve"> </w:t>
+      </w:r>
+      <w:proofErr w:type="gramStart"/>
+      <w:r>
+        <w:rPr>
+          <w:rFonts w:ascii="Arial" w:hAnsi="Arial" w:cs="Arial"/>
+          <w:b/>
+          <w:bCs/>
+          <w:sz w:val="32"/>
+          <w:szCs w:val="32"/>
+        </w:rPr>
+        <w:t>( tipo</w:t>
+      </w:r>
+      <w:proofErr w:type="gramEnd"/>
+      <w:r>
+        <w:rPr>
+          <w:rFonts w:ascii="Arial" w:hAnsi="Arial" w:cs="Arial"/>
+          <w:b/>
+          <w:bCs/>
+          <w:sz w:val="32"/>
+          <w:szCs w:val="32"/>
+        </w:rPr>
+        <w:t xml:space="preserve"> do vídeo “mp4, m4v, </w:t>
+      </w:r>
+      <w:proofErr w:type="spellStart"/>
+      <w:r>
+        <w:rPr>
+          <w:rFonts w:ascii="Arial" w:hAnsi="Arial" w:cs="Arial"/>
+          <w:b/>
+          <w:bCs/>
+          <w:sz w:val="32"/>
+          <w:szCs w:val="32"/>
+        </w:rPr>
+        <w:t>webm</w:t>
+      </w:r>
+      <w:proofErr w:type="spellEnd"/>
+      <w:r>
+        <w:rPr>
+          <w:rFonts w:ascii="Arial" w:hAnsi="Arial" w:cs="Arial"/>
+          <w:b/>
+          <w:bCs/>
+          <w:sz w:val="32"/>
+          <w:szCs w:val="32"/>
+        </w:rPr>
+        <w:t xml:space="preserve">, </w:t>
+      </w:r>
+      <w:proofErr w:type="spellStart"/>
+      <w:r>
+        <w:rPr>
+          <w:rFonts w:ascii="Arial" w:hAnsi="Arial" w:cs="Arial"/>
+          <w:b/>
+          <w:bCs/>
+          <w:sz w:val="32"/>
+          <w:szCs w:val="32"/>
+        </w:rPr>
+        <w:t>ogv</w:t>
+      </w:r>
+      <w:proofErr w:type="spellEnd"/>
+      <w:r>
+        <w:rPr>
+          <w:rFonts w:ascii="Arial" w:hAnsi="Arial" w:cs="Arial"/>
+          <w:b/>
+          <w:bCs/>
+          <w:sz w:val="32"/>
+          <w:szCs w:val="32"/>
+        </w:rPr>
+        <w:t>)</w:t>
+      </w:r>
+    </w:p>
+    <w:p>
+      <w:pPr>
+        <w:rPr>
+          <w:rFonts w:ascii="Arial" w:hAnsi="Arial" w:cs="Arial"/>
+          <w:b/>
+          <w:bCs/>
+          <w:sz w:val="32"/>
+          <w:szCs w:val="32"/>
+        </w:rPr>
+      </w:pPr>
+    </w:p>
+    <w:p>
+      <w:pPr>
+        <w:rPr>
+          <w:rFonts w:ascii="Arial" w:hAnsi="Arial" w:cs="Arial"/>
+          <w:sz w:val="32"/>
+          <w:szCs w:val="32"/>
+        </w:rPr>
+      </w:pPr>
+      <w:r>
+        <w:rPr>
+          <w:rFonts w:ascii="Arial" w:hAnsi="Arial" w:cs="Arial"/>
+          <w:b/>
+          <w:bCs/>
+          <w:sz w:val="32"/>
+          <w:szCs w:val="32"/>
+        </w:rPr>
+        <w:t xml:space="preserve">Vídeo do </w:t>
+      </w:r>
+      <w:proofErr w:type="spellStart"/>
+      <w:r>
+        <w:rPr>
+          <w:rFonts w:ascii="Arial" w:hAnsi="Arial" w:cs="Arial"/>
+          <w:b/>
+          <w:bCs/>
+          <w:sz w:val="32"/>
+          <w:szCs w:val="32"/>
+        </w:rPr>
+        <w:t>youtube</w:t>
+      </w:r>
+      <w:proofErr w:type="spellEnd"/>
+      <w:r>
+        <w:rPr>
+          <w:rFonts w:ascii="Arial" w:hAnsi="Arial" w:cs="Arial"/>
+          <w:b/>
+          <w:bCs/>
+          <w:sz w:val="32"/>
+          <w:szCs w:val="32"/>
+        </w:rPr>
+        <w:t xml:space="preserve">; </w:t>
+      </w:r>
+      <w:proofErr w:type="gramStart"/>
+      <w:r>
+        <w:rPr>
+          <w:rFonts w:ascii="Arial" w:hAnsi="Arial" w:cs="Arial"/>
+          <w:sz w:val="32"/>
+          <w:szCs w:val="32"/>
+        </w:rPr>
+        <w:t>Para</w:t>
+      </w:r>
+      <w:proofErr w:type="gramEnd"/>
+      <w:r>
+        <w:rPr>
+          <w:rFonts w:ascii="Arial" w:hAnsi="Arial" w:cs="Arial"/>
+          <w:sz w:val="32"/>
+          <w:szCs w:val="32"/>
+        </w:rPr>
+        <w:t xml:space="preserve"> inserir vídeo do </w:t>
+      </w:r>
+      <w:proofErr w:type="spellStart"/>
+      <w:r>
+        <w:rPr>
+          <w:rFonts w:ascii="Arial" w:hAnsi="Arial" w:cs="Arial"/>
+          <w:sz w:val="32"/>
+          <w:szCs w:val="32"/>
+        </w:rPr>
+        <w:t>youtube</w:t>
+      </w:r>
+      <w:proofErr w:type="spellEnd"/>
+      <w:r>
+        <w:rPr>
+          <w:rFonts w:ascii="Arial" w:hAnsi="Arial" w:cs="Arial"/>
+          <w:sz w:val="32"/>
+          <w:szCs w:val="32"/>
+        </w:rPr>
+        <w:t xml:space="preserve">, vamos em compartilhar, incorporar, copiamos o código em </w:t>
+      </w:r>
+      <w:proofErr w:type="spellStart"/>
+      <w:r>
+        <w:rPr>
+          <w:rFonts w:ascii="Arial" w:hAnsi="Arial" w:cs="Arial"/>
+          <w:sz w:val="32"/>
+          <w:szCs w:val="32"/>
+        </w:rPr>
+        <w:t>html</w:t>
+      </w:r>
+      <w:proofErr w:type="spellEnd"/>
+      <w:r>
+        <w:rPr>
+          <w:rFonts w:ascii="Arial" w:hAnsi="Arial" w:cs="Arial"/>
+          <w:sz w:val="32"/>
+          <w:szCs w:val="32"/>
+        </w:rPr>
+        <w:t>, e colamos no código.</w:t>
+      </w:r>
+    </w:p>
+    <w:p>
+      <w:pPr>
+        <w:rPr>
+          <w:rFonts w:ascii="Arial" w:hAnsi="Arial" w:cs="Arial"/>
+          <w:sz w:val="32"/>
+          <w:szCs w:val="32"/>
+        </w:rPr>
+      </w:pPr>
+    </w:p>
+    <w:p>
+      <w:pPr>
+        <w:rPr>
+          <w:rFonts w:ascii="Arial" w:hAnsi="Arial" w:cs="Arial"/>
+          <w:sz w:val="32"/>
+          <w:szCs w:val="32"/>
+        </w:rPr>
+      </w:pPr>
+      <w:proofErr w:type="spellStart"/>
+      <w:r>
+        <w:rPr>
+          <w:rFonts w:ascii="Arial" w:hAnsi="Arial" w:cs="Arial"/>
+          <w:b/>
+          <w:bCs/>
+          <w:sz w:val="32"/>
+          <w:szCs w:val="32"/>
+        </w:rPr>
+        <w:t>Style</w:t>
+      </w:r>
+      <w:proofErr w:type="spellEnd"/>
+      <w:r>
+        <w:rPr>
+          <w:rFonts w:ascii="Arial" w:hAnsi="Arial" w:cs="Arial"/>
+          <w:b/>
+          <w:bCs/>
+          <w:sz w:val="32"/>
+          <w:szCs w:val="32"/>
+        </w:rPr>
+        <w:t xml:space="preserve"> </w:t>
+      </w:r>
+      <w:proofErr w:type="spellStart"/>
+      <w:r>
+        <w:rPr>
+          <w:rFonts w:ascii="Arial" w:hAnsi="Arial" w:cs="Arial"/>
+          <w:b/>
+          <w:bCs/>
+          <w:sz w:val="32"/>
+          <w:szCs w:val="32"/>
+        </w:rPr>
+        <w:t>inline</w:t>
+      </w:r>
+      <w:proofErr w:type="spellEnd"/>
+      <w:r>
+        <w:rPr>
+          <w:rFonts w:ascii="Arial" w:hAnsi="Arial" w:cs="Arial"/>
+          <w:b/>
+          <w:bCs/>
+          <w:sz w:val="32"/>
+          <w:szCs w:val="32"/>
+        </w:rPr>
+        <w:t xml:space="preserve">; </w:t>
+      </w:r>
+      <w:proofErr w:type="gramStart"/>
+      <w:r>
+        <w:rPr>
+          <w:rFonts w:ascii="Arial" w:hAnsi="Arial" w:cs="Arial"/>
+          <w:sz w:val="32"/>
+          <w:szCs w:val="32"/>
+        </w:rPr>
+        <w:t>Funciona</w:t>
+      </w:r>
+      <w:proofErr w:type="gramEnd"/>
+      <w:r>
+        <w:rPr>
+          <w:rFonts w:ascii="Arial" w:hAnsi="Arial" w:cs="Arial"/>
+          <w:sz w:val="32"/>
+          <w:szCs w:val="32"/>
+        </w:rPr>
+        <w:t xml:space="preserve"> abrindo código de estilização em cada linha do código, forma podre de estilizar.</w:t>
+      </w:r>
+    </w:p>
+    <w:p>
+      <w:pPr>
+        <w:rPr>
+          <w:rFonts w:ascii="Arial" w:hAnsi="Arial" w:cs="Arial"/>
+          <w:sz w:val="32"/>
+          <w:szCs w:val="32"/>
+        </w:rPr>
+      </w:pPr>
+      <w:proofErr w:type="spellStart"/>
+      <w:r>
+        <w:rPr>
+          <w:rFonts w:ascii="Arial" w:hAnsi="Arial" w:cs="Arial"/>
+          <w:b/>
+          <w:bCs/>
+          <w:sz w:val="32"/>
+          <w:szCs w:val="32"/>
+        </w:rPr>
+        <w:t>Style</w:t>
+      </w:r>
+      <w:proofErr w:type="spellEnd"/>
+      <w:r>
+        <w:rPr>
+          <w:rFonts w:ascii="Arial" w:hAnsi="Arial" w:cs="Arial"/>
+          <w:b/>
+          <w:bCs/>
+          <w:sz w:val="32"/>
+          <w:szCs w:val="32"/>
+        </w:rPr>
+        <w:t xml:space="preserve"> interno; </w:t>
+      </w:r>
+      <w:proofErr w:type="gramStart"/>
+      <w:r>
+        <w:rPr>
+          <w:rFonts w:ascii="Arial" w:hAnsi="Arial" w:cs="Arial"/>
+          <w:sz w:val="32"/>
+          <w:szCs w:val="32"/>
+        </w:rPr>
+        <w:t>Funciona</w:t>
+      </w:r>
+      <w:proofErr w:type="gramEnd"/>
+      <w:r>
+        <w:rPr>
+          <w:rFonts w:ascii="Arial" w:hAnsi="Arial" w:cs="Arial"/>
+          <w:sz w:val="32"/>
+          <w:szCs w:val="32"/>
+        </w:rPr>
+        <w:t xml:space="preserve"> estilizando dentro do </w:t>
+      </w:r>
+      <w:proofErr w:type="spellStart"/>
+      <w:r>
+        <w:rPr>
+          <w:rFonts w:ascii="Arial" w:hAnsi="Arial" w:cs="Arial"/>
+          <w:sz w:val="32"/>
+          <w:szCs w:val="32"/>
+        </w:rPr>
+        <w:t>head</w:t>
+      </w:r>
+      <w:proofErr w:type="spellEnd"/>
+      <w:r>
+        <w:rPr>
+          <w:rFonts w:ascii="Arial" w:hAnsi="Arial" w:cs="Arial"/>
+          <w:sz w:val="32"/>
+          <w:szCs w:val="32"/>
+        </w:rPr>
+        <w:t>, uma boa forma, porém para estilizações curtas, e somente de uma página.</w:t>
+      </w:r>
+    </w:p>
+    <w:p>
+      <w:pPr>
+        <w:rPr>
+          <w:rFonts w:ascii="Arial" w:hAnsi="Arial" w:cs="Arial"/>
+          <w:sz w:val="32"/>
+          <w:szCs w:val="32"/>
+        </w:rPr>
+      </w:pPr>
+      <w:proofErr w:type="spellStart"/>
+      <w:r>
+        <w:rPr>
+          <w:rFonts w:ascii="Arial" w:hAnsi="Arial" w:cs="Arial"/>
+          <w:b/>
+          <w:bCs/>
+          <w:sz w:val="32"/>
+          <w:szCs w:val="32"/>
+        </w:rPr>
+        <w:t>Style</w:t>
+      </w:r>
+      <w:proofErr w:type="spellEnd"/>
+      <w:r>
+        <w:rPr>
+          <w:rFonts w:ascii="Arial" w:hAnsi="Arial" w:cs="Arial"/>
+          <w:b/>
+          <w:bCs/>
+          <w:sz w:val="32"/>
+          <w:szCs w:val="32"/>
+        </w:rPr>
+        <w:t xml:space="preserve"> externo; </w:t>
+      </w:r>
+      <w:r>
+        <w:rPr>
+          <w:rFonts w:ascii="Arial" w:hAnsi="Arial" w:cs="Arial"/>
+          <w:sz w:val="32"/>
+          <w:szCs w:val="32"/>
+        </w:rPr>
+        <w:t xml:space="preserve">Funciona linkando uma página de estilização com o código em </w:t>
+      </w:r>
+      <w:proofErr w:type="spellStart"/>
+      <w:r>
+        <w:rPr>
+          <w:rFonts w:ascii="Arial" w:hAnsi="Arial" w:cs="Arial"/>
+          <w:sz w:val="32"/>
+          <w:szCs w:val="32"/>
+        </w:rPr>
+        <w:t>html</w:t>
+      </w:r>
+      <w:proofErr w:type="spellEnd"/>
+      <w:r>
+        <w:rPr>
+          <w:rFonts w:ascii="Arial" w:hAnsi="Arial" w:cs="Arial"/>
+          <w:sz w:val="32"/>
+          <w:szCs w:val="32"/>
+        </w:rPr>
+        <w:t>, funciona muito bem para manutenções, e múltiplas páginas.</w:t>
+      </w:r>
+    </w:p>
+    <w:p>
+      <w:pPr>
+        <w:rPr>
+          <w:rFonts w:ascii="Arial" w:hAnsi="Arial" w:cs="Arial"/>
+          <w:b/>
+          <w:bCs/>
+          <w:sz w:val="32"/>
+          <w:szCs w:val="32"/>
+        </w:rPr>
+      </w:pPr>
+    </w:p>
+    <w:p>
+      <w:pPr>
+        <w:rPr>
+          <w:rFonts w:ascii="Arial" w:hAnsi="Arial" w:cs="Arial"/>
+          <w:sz w:val="32"/>
+          <w:szCs w:val="32"/>
+        </w:rPr>
+      </w:pPr>
+    </w:p>
+    <w:p>
+      <w:pPr>
+        <w:rPr>
+          <w:rFonts w:ascii="Arial" w:hAnsi="Arial" w:cs="Arial"/>
+          <w:sz w:val="32"/>
+          <w:szCs w:val="32"/>
+        </w:rPr>
+      </w:pPr>
+    </w:p>
+    <w:p>
+      <w:pPr>
+        <w:rPr>
+          <w:rFonts w:ascii="Arial" w:hAnsi="Arial" w:cs="Arial"/>
+          <w:sz w:val="32"/>
+          <w:szCs w:val="32"/>
+        </w:rPr>
+      </w:pPr>
+      <w:r>
+        <w:rPr>
+          <w:rFonts w:ascii="Arial" w:hAnsi="Arial" w:cs="Arial"/>
+          <w:sz w:val="32"/>
+          <w:szCs w:val="32"/>
+        </w:rPr>
+        <w:t xml:space="preserve"> </w:t>
       </w:r>
     </w:p>
     <w:sectPr>
@@ -4184,7 +7172,6 @@
   <w:style w:type="character" w:default="1" w:styleId="Fontepargpadro">
     <w:name w:val="Default Paragraph Font"/>
     <w:uiPriority w:val="1"/>
-    <w:semiHidden/>
     <w:unhideWhenUsed/>
   </w:style>
   <w:style w:type="table" w:default="1" w:styleId="Tabelanormal">
